--- a/LCS_Sprint1_Gestion_de_Riesgos.docx
+++ b/LCS_Sprint1_Gestion_de_Riesgos.docx
@@ -4,90 +4,75 @@
   <w:body>
     <w:p>
       <w:pPr>
-        <w:spacing w:after="20"/>
+        <w:spacing w:before="880"/>
+        <w:jc w:val="center"/>
+        <w:rPr>
+          <w:lang w:val="es-AR"/>
+        </w:rPr>
       </w:pPr>
       <w:r>
         <w:rPr>
           <w:b/>
-          <w:color w:val="595959"/>
-          <w:sz w:val="20"/>
+          <w:color w:val="2F5597"/>
+          <w:sz w:val="24"/>
+          <w:lang w:val="es-AR"/>
         </w:rPr>
         <w:t>TECNICATURA UNIVERSITARIA EN INFORMÁTICA</w:t>
       </w:r>
     </w:p>
     <w:p>
       <w:pPr>
-        <w:spacing w:after="40"/>
+        <w:jc w:val="center"/>
+        <w:rPr>
+          <w:lang w:val="es-AR"/>
+        </w:rPr>
       </w:pPr>
-      <w:proofErr w:type="spellStart"/>
       <w:r>
         <w:rPr>
-          <w:rFonts w:ascii="Aptos Display" w:hAnsi="Aptos Display"/>
           <w:b/>
-          <w:color w:val="1F4E79"/>
-          <w:sz w:val="40"/>
+          <w:color w:val="17365D"/>
+          <w:sz w:val="30"/>
+          <w:lang w:val="es-AR"/>
         </w:rPr>
-        <w:t>Laboratorio</w:t>
-      </w:r>
-      <w:proofErr w:type="spellEnd"/>
-      <w:r>
-        <w:rPr>
-          <w:rFonts w:ascii="Aptos Display" w:hAnsi="Aptos Display"/>
-          <w:b/>
-          <w:color w:val="1F4E79"/>
-          <w:sz w:val="40"/>
-        </w:rPr>
-        <w:t xml:space="preserve"> de </w:t>
-      </w:r>
-      <w:proofErr w:type="spellStart"/>
-      <w:r>
-        <w:rPr>
-          <w:rFonts w:ascii="Aptos Display" w:hAnsi="Aptos Display"/>
-          <w:b/>
-          <w:color w:val="1F4E79"/>
-          <w:sz w:val="40"/>
-        </w:rPr>
-        <w:t>Construcción</w:t>
-      </w:r>
-      <w:proofErr w:type="spellEnd"/>
-      <w:r>
-        <w:rPr>
-          <w:rFonts w:ascii="Aptos Display" w:hAnsi="Aptos Display"/>
-          <w:b/>
-          <w:color w:val="1F4E79"/>
-          <w:sz w:val="40"/>
-        </w:rPr>
-        <w:t xml:space="preserve"> de Software</w:t>
+        <w:t>Laboratorio de Construcción de Software</w:t>
       </w:r>
     </w:p>
     <w:p>
       <w:pPr>
-        <w:spacing w:after="160"/>
+        <w:jc w:val="center"/>
       </w:pPr>
       <w:r>
         <w:rPr>
-          <w:color w:val="1F4E79"/>
-          <w:sz w:val="18"/>
+          <w:rFonts w:ascii="MS Gothic" w:eastAsia="MS Gothic" w:hAnsi="MS Gothic" w:cs="MS Gothic" w:hint="eastAsia"/>
+          <w:color w:val="B4C6E7"/>
         </w:rPr>
         <w:t>━━━━━━━━━━━━━━━━━━━━━━━━━━━━━━━━━━━━</w:t>
       </w:r>
     </w:p>
     <w:p>
       <w:pPr>
-        <w:spacing w:after="40"/>
+        <w:spacing w:before="560"/>
+        <w:jc w:val="center"/>
       </w:pPr>
       <w:r>
         <w:rPr>
           <w:b/>
-          <w:color w:val="595959"/>
-          <w:sz w:val="24"/>
+          <w:color w:val="2F5597"/>
+          <w:sz w:val="26"/>
         </w:rPr>
         <w:t>SPRINT 1</w:t>
       </w:r>
     </w:p>
     <w:p>
       <w:pPr>
-        <w:spacing w:after="40"/>
+        <w:spacing w:before="200"/>
+        <w:jc w:val="center"/>
+        <w:rPr>
+          <w:rFonts w:ascii="Aptos Display" w:hAnsi="Aptos Display" w:hint="eastAsia"/>
+          <w:b/>
+          <w:color w:val="1F4E79"/>
+          <w:sz w:val="50"/>
+        </w:rPr>
       </w:pPr>
       <w:proofErr w:type="spellStart"/>
       <w:r>
@@ -127,532 +112,83 @@
           <w:color w:val="1F4E79"/>
           <w:sz w:val="50"/>
         </w:rPr>
-        <w:t xml:space="preserve"> y plan de </w:t>
+        <w:t xml:space="preserve"> y plan de gestion</w:t>
       </w:r>
-      <w:proofErr w:type="spellStart"/>
-      <w:r>
-        <w:rPr>
-          <w:rFonts w:ascii="Aptos Display" w:hAnsi="Aptos Display"/>
-          <w:b/>
-          <w:color w:val="1F4E79"/>
-          <w:sz w:val="50"/>
-        </w:rPr>
-        <w:t>gestión</w:t>
-      </w:r>
-      <w:proofErr w:type="spellEnd"/>
     </w:p>
     <w:p>
       <w:pPr>
-        <w:spacing w:after="320"/>
+        <w:spacing w:before="200"/>
+        <w:jc w:val="center"/>
       </w:pPr>
       <w:proofErr w:type="spellStart"/>
       <w:r>
         <w:rPr>
-          <w:color w:val="595959"/>
-          <w:sz w:val="26"/>
+          <w:i/>
+          <w:color w:val="666666"/>
+          <w:sz w:val="24"/>
         </w:rPr>
         <w:t>Registro</w:t>
       </w:r>
       <w:proofErr w:type="spellEnd"/>
       <w:r>
         <w:rPr>
-          <w:color w:val="595959"/>
-          <w:sz w:val="26"/>
+          <w:i/>
+          <w:color w:val="666666"/>
+          <w:sz w:val="24"/>
         </w:rPr>
         <w:t xml:space="preserve"> </w:t>
       </w:r>
       <w:proofErr w:type="spellStart"/>
       <w:r>
         <w:rPr>
-          <w:color w:val="595959"/>
-          <w:sz w:val="26"/>
+          <w:i/>
+          <w:color w:val="666666"/>
+          <w:sz w:val="24"/>
         </w:rPr>
         <w:t>inicial</w:t>
       </w:r>
       <w:proofErr w:type="spellEnd"/>
       <w:r>
         <w:rPr>
-          <w:color w:val="595959"/>
-          <w:sz w:val="26"/>
+          <w:i/>
+          <w:color w:val="666666"/>
+          <w:sz w:val="24"/>
         </w:rPr>
         <w:t xml:space="preserve">, </w:t>
       </w:r>
       <w:proofErr w:type="spellStart"/>
       <w:r>
         <w:rPr>
-          <w:color w:val="595959"/>
-          <w:sz w:val="26"/>
+          <w:i/>
+          <w:color w:val="666666"/>
+          <w:sz w:val="24"/>
         </w:rPr>
         <w:t>priorización</w:t>
       </w:r>
       <w:proofErr w:type="spellEnd"/>
       <w:r>
         <w:rPr>
-          <w:color w:val="595959"/>
-          <w:sz w:val="26"/>
+          <w:i/>
+          <w:color w:val="666666"/>
+          <w:sz w:val="24"/>
         </w:rPr>
         <w:t xml:space="preserve">, </w:t>
       </w:r>
       <w:proofErr w:type="spellStart"/>
       <w:r>
         <w:rPr>
-          <w:color w:val="595959"/>
-          <w:sz w:val="26"/>
+          <w:i/>
+          <w:color w:val="666666"/>
+          <w:sz w:val="24"/>
         </w:rPr>
         <w:t>mitigación</w:t>
       </w:r>
       <w:proofErr w:type="spellEnd"/>
       <w:r>
         <w:rPr>
-          <w:color w:val="595959"/>
-          <w:sz w:val="26"/>
-        </w:rPr>
-        <w:t xml:space="preserve"> y </w:t>
-      </w:r>
-      <w:proofErr w:type="spellStart"/>
-      <w:r>
-        <w:rPr>
-          <w:color w:val="595959"/>
-          <w:sz w:val="26"/>
-        </w:rPr>
-        <w:t>seguimiento</w:t>
-      </w:r>
-      <w:proofErr w:type="spellEnd"/>
-    </w:p>
-    <w:tbl>
-      <w:tblPr>
-        <w:tblStyle w:val="Tablaconcuadrcula"/>
-        <w:tblW w:w="0" w:type="auto"/>
-        <w:jc w:val="center"/>
-        <w:tblLayout w:type="fixed"/>
-        <w:tblLook w:val="04A0" w:firstRow="1" w:lastRow="0" w:firstColumn="1" w:lastColumn="0" w:noHBand="0" w:noVBand="1"/>
-      </w:tblPr>
-      <w:tblGrid>
-        <w:gridCol w:w="5112"/>
-        <w:gridCol w:w="5112"/>
-      </w:tblGrid>
-      <w:tr>
-        <w:trPr>
-          <w:jc w:val="center"/>
-        </w:trPr>
-        <w:tc>
-          <w:tcPr>
-            <w:tcW w:w="5112" w:type="dxa"/>
-            <w:shd w:val="clear" w:color="auto" w:fill="1F4E79"/>
-            <w:tcMar>
-              <w:top w:w="100" w:type="dxa"/>
-              <w:left w:w="110" w:type="dxa"/>
-              <w:bottom w:w="100" w:type="dxa"/>
-              <w:right w:w="110" w:type="dxa"/>
-            </w:tcMar>
-            <w:vAlign w:val="center"/>
-          </w:tcPr>
-          <w:p>
-            <w:r>
-              <w:rPr>
-                <w:b/>
-                <w:color w:val="FFFFFF"/>
-                <w:sz w:val="19"/>
-              </w:rPr>
-              <w:t>Proyecto</w:t>
-            </w:r>
-          </w:p>
-        </w:tc>
-        <w:tc>
-          <w:tcPr>
-            <w:tcW w:w="5112" w:type="dxa"/>
-            <w:tcMar>
-              <w:top w:w="100" w:type="dxa"/>
-              <w:left w:w="110" w:type="dxa"/>
-              <w:bottom w:w="100" w:type="dxa"/>
-              <w:right w:w="110" w:type="dxa"/>
-            </w:tcMar>
-            <w:vAlign w:val="center"/>
-          </w:tcPr>
-          <w:p>
-            <w:r>
-              <w:rPr>
-                <w:sz w:val="19"/>
-              </w:rPr>
-              <w:t xml:space="preserve">¿Me </w:t>
-            </w:r>
-            <w:proofErr w:type="spellStart"/>
-            <w:r>
-              <w:rPr>
-                <w:sz w:val="19"/>
-              </w:rPr>
-              <w:t>quedo</w:t>
-            </w:r>
-            <w:proofErr w:type="spellEnd"/>
-            <w:r>
-              <w:rPr>
-                <w:sz w:val="19"/>
-              </w:rPr>
-              <w:t xml:space="preserve"> o me </w:t>
-            </w:r>
-            <w:proofErr w:type="spellStart"/>
-            <w:r>
-              <w:rPr>
-                <w:sz w:val="19"/>
-              </w:rPr>
-              <w:t>voy</w:t>
-            </w:r>
-            <w:proofErr w:type="spellEnd"/>
-            <w:r>
-              <w:rPr>
-                <w:sz w:val="19"/>
-              </w:rPr>
-              <w:t xml:space="preserve">? — </w:t>
-            </w:r>
-            <w:proofErr w:type="spellStart"/>
-            <w:r>
-              <w:rPr>
-                <w:sz w:val="19"/>
-              </w:rPr>
-              <w:t>Laboratorio</w:t>
-            </w:r>
-            <w:proofErr w:type="spellEnd"/>
-            <w:r>
-              <w:rPr>
-                <w:sz w:val="19"/>
-              </w:rPr>
-              <w:t xml:space="preserve"> de </w:t>
-            </w:r>
-            <w:proofErr w:type="spellStart"/>
-            <w:r>
-              <w:rPr>
-                <w:sz w:val="19"/>
-              </w:rPr>
-              <w:t>experimentación</w:t>
-            </w:r>
-            <w:proofErr w:type="spellEnd"/>
-            <w:r>
-              <w:rPr>
-                <w:sz w:val="19"/>
-              </w:rPr>
-              <w:t xml:space="preserve">, </w:t>
-            </w:r>
-            <w:proofErr w:type="spellStart"/>
-            <w:r>
-              <w:rPr>
-                <w:sz w:val="19"/>
-              </w:rPr>
-              <w:t>movimiento</w:t>
-            </w:r>
-            <w:proofErr w:type="spellEnd"/>
-            <w:r>
-              <w:rPr>
-                <w:sz w:val="19"/>
-              </w:rPr>
-              <w:t xml:space="preserve"> y </w:t>
-            </w:r>
-            <w:proofErr w:type="spellStart"/>
-            <w:r>
-              <w:rPr>
-                <w:sz w:val="19"/>
-              </w:rPr>
-              <w:t>física</w:t>
-            </w:r>
-            <w:proofErr w:type="spellEnd"/>
-          </w:p>
-        </w:tc>
-      </w:tr>
-      <w:tr>
-        <w:trPr>
-          <w:jc w:val="center"/>
-        </w:trPr>
-        <w:tc>
-          <w:tcPr>
-            <w:tcW w:w="5112" w:type="dxa"/>
-            <w:shd w:val="clear" w:color="auto" w:fill="1F4E79"/>
-            <w:tcMar>
-              <w:top w:w="100" w:type="dxa"/>
-              <w:left w:w="110" w:type="dxa"/>
-              <w:bottom w:w="100" w:type="dxa"/>
-              <w:right w:w="110" w:type="dxa"/>
-            </w:tcMar>
-            <w:vAlign w:val="center"/>
-          </w:tcPr>
-          <w:p>
-            <w:proofErr w:type="spellStart"/>
-            <w:r>
-              <w:rPr>
-                <w:b/>
-                <w:color w:val="FFFFFF"/>
-                <w:sz w:val="19"/>
-              </w:rPr>
-              <w:t>Equipo</w:t>
-            </w:r>
-            <w:proofErr w:type="spellEnd"/>
-            <w:r>
-              <w:rPr>
-                <w:b/>
-                <w:color w:val="FFFFFF"/>
-                <w:sz w:val="19"/>
-              </w:rPr>
-              <w:t xml:space="preserve"> / </w:t>
-            </w:r>
-            <w:proofErr w:type="spellStart"/>
-            <w:r>
-              <w:rPr>
-                <w:b/>
-                <w:color w:val="FFFFFF"/>
-                <w:sz w:val="19"/>
-              </w:rPr>
-              <w:t>integrantes</w:t>
-            </w:r>
-            <w:proofErr w:type="spellEnd"/>
-          </w:p>
-        </w:tc>
-        <w:tc>
-          <w:tcPr>
-            <w:tcW w:w="5112" w:type="dxa"/>
-            <w:tcMar>
-              <w:top w:w="100" w:type="dxa"/>
-              <w:left w:w="110" w:type="dxa"/>
-              <w:bottom w:w="100" w:type="dxa"/>
-              <w:right w:w="110" w:type="dxa"/>
-            </w:tcMar>
-            <w:vAlign w:val="center"/>
-          </w:tcPr>
-          <w:p>
-            <w:r>
-              <w:rPr>
-                <w:sz w:val="19"/>
-              </w:rPr>
-              <w:t>Ulises Fonseca - Lucas Huber - Nicolas Gauna</w:t>
-            </w:r>
-          </w:p>
-        </w:tc>
-      </w:tr>
-      <w:tr>
-        <w:trPr>
-          <w:jc w:val="center"/>
-        </w:trPr>
-        <w:tc>
-          <w:tcPr>
-            <w:tcW w:w="5112" w:type="dxa"/>
-            <w:shd w:val="clear" w:color="auto" w:fill="1F4E79"/>
-            <w:tcMar>
-              <w:top w:w="100" w:type="dxa"/>
-              <w:left w:w="110" w:type="dxa"/>
-              <w:bottom w:w="100" w:type="dxa"/>
-              <w:right w:w="110" w:type="dxa"/>
-            </w:tcMar>
-            <w:vAlign w:val="center"/>
-          </w:tcPr>
-          <w:p>
-            <w:proofErr w:type="spellStart"/>
-            <w:r>
-              <w:rPr>
-                <w:b/>
-                <w:color w:val="FFFFFF"/>
-                <w:sz w:val="19"/>
-              </w:rPr>
-              <w:t>Docentes</w:t>
-            </w:r>
-            <w:proofErr w:type="spellEnd"/>
-          </w:p>
-        </w:tc>
-        <w:tc>
-          <w:tcPr>
-            <w:tcW w:w="5112" w:type="dxa"/>
-            <w:tcMar>
-              <w:top w:w="100" w:type="dxa"/>
-              <w:left w:w="110" w:type="dxa"/>
-              <w:bottom w:w="100" w:type="dxa"/>
-              <w:right w:w="110" w:type="dxa"/>
-            </w:tcMar>
-            <w:vAlign w:val="center"/>
-          </w:tcPr>
-          <w:p>
-            <w:r>
-              <w:rPr>
-                <w:sz w:val="19"/>
-              </w:rPr>
-              <w:t xml:space="preserve">Juan Carlos Monteros - Amin </w:t>
-            </w:r>
-            <w:proofErr w:type="spellStart"/>
-            <w:r>
-              <w:rPr>
-                <w:sz w:val="19"/>
-              </w:rPr>
-              <w:t>Yamil</w:t>
-            </w:r>
-            <w:proofErr w:type="spellEnd"/>
-            <w:r>
-              <w:rPr>
-                <w:sz w:val="19"/>
-              </w:rPr>
-              <w:t xml:space="preserve"> </w:t>
-            </w:r>
-            <w:proofErr w:type="spellStart"/>
-            <w:r>
-              <w:rPr>
-                <w:sz w:val="19"/>
-              </w:rPr>
-              <w:t>Sajud</w:t>
-            </w:r>
-            <w:proofErr w:type="spellEnd"/>
-          </w:p>
-        </w:tc>
-      </w:tr>
-      <w:tr>
-        <w:trPr>
-          <w:jc w:val="center"/>
-        </w:trPr>
-        <w:tc>
-          <w:tcPr>
-            <w:tcW w:w="5112" w:type="dxa"/>
-            <w:shd w:val="clear" w:color="auto" w:fill="1F4E79"/>
-            <w:tcMar>
-              <w:top w:w="100" w:type="dxa"/>
-              <w:left w:w="110" w:type="dxa"/>
-              <w:bottom w:w="100" w:type="dxa"/>
-              <w:right w:w="110" w:type="dxa"/>
-            </w:tcMar>
-            <w:vAlign w:val="center"/>
-          </w:tcPr>
-          <w:p>
-            <w:proofErr w:type="spellStart"/>
-            <w:r>
-              <w:rPr>
-                <w:b/>
-                <w:color w:val="FFFFFF"/>
-                <w:sz w:val="19"/>
-              </w:rPr>
-              <w:t>Comisión</w:t>
-            </w:r>
-            <w:proofErr w:type="spellEnd"/>
-          </w:p>
-        </w:tc>
-        <w:tc>
-          <w:tcPr>
-            <w:tcW w:w="5112" w:type="dxa"/>
-            <w:tcMar>
-              <w:top w:w="100" w:type="dxa"/>
-              <w:left w:w="110" w:type="dxa"/>
-              <w:bottom w:w="100" w:type="dxa"/>
-              <w:right w:w="110" w:type="dxa"/>
-            </w:tcMar>
-            <w:vAlign w:val="center"/>
-          </w:tcPr>
-          <w:p>
-            <w:r>
-              <w:rPr>
-                <w:sz w:val="19"/>
-              </w:rPr>
-              <w:t>N° 1</w:t>
-            </w:r>
-          </w:p>
-        </w:tc>
-      </w:tr>
-      <w:tr>
-        <w:trPr>
-          <w:jc w:val="center"/>
-        </w:trPr>
-        <w:tc>
-          <w:tcPr>
-            <w:tcW w:w="5112" w:type="dxa"/>
-            <w:shd w:val="clear" w:color="auto" w:fill="1F4E79"/>
-            <w:tcMar>
-              <w:top w:w="100" w:type="dxa"/>
-              <w:left w:w="110" w:type="dxa"/>
-              <w:bottom w:w="100" w:type="dxa"/>
-              <w:right w:w="110" w:type="dxa"/>
-            </w:tcMar>
-            <w:vAlign w:val="center"/>
-          </w:tcPr>
-          <w:p>
-            <w:proofErr w:type="spellStart"/>
-            <w:r>
-              <w:rPr>
-                <w:b/>
-                <w:color w:val="FFFFFF"/>
-                <w:sz w:val="19"/>
-              </w:rPr>
-              <w:t>Fecha</w:t>
-            </w:r>
-            <w:proofErr w:type="spellEnd"/>
-          </w:p>
-        </w:tc>
-        <w:tc>
-          <w:tcPr>
-            <w:tcW w:w="5112" w:type="dxa"/>
-            <w:tcMar>
-              <w:top w:w="100" w:type="dxa"/>
-              <w:left w:w="110" w:type="dxa"/>
-              <w:bottom w:w="100" w:type="dxa"/>
-              <w:right w:w="110" w:type="dxa"/>
-            </w:tcMar>
-            <w:vAlign w:val="center"/>
-          </w:tcPr>
-          <w:p>
-            <w:r>
-              <w:rPr>
-                <w:sz w:val="19"/>
-              </w:rPr>
-              <w:t>17 de Agosto de 2026</w:t>
-            </w:r>
-          </w:p>
-        </w:tc>
-      </w:tr>
-    </w:tbl>
-    <w:p>
-      <w:pPr>
-        <w:spacing w:before="360"/>
-      </w:pPr>
-      <w:proofErr w:type="spellStart"/>
-      <w:r>
-        <w:rPr>
           <w:i/>
-          <w:color w:val="595959"/>
-          <w:sz w:val="20"/>
-        </w:rPr>
-        <w:t>Documento</w:t>
-      </w:r>
-      <w:proofErr w:type="spellEnd"/>
-      <w:r>
-        <w:rPr>
-          <w:i/>
-          <w:color w:val="595959"/>
-          <w:sz w:val="20"/>
-        </w:rPr>
-        <w:t xml:space="preserve"> de </w:t>
-      </w:r>
-      <w:proofErr w:type="spellStart"/>
-      <w:r>
-        <w:rPr>
-          <w:i/>
-          <w:color w:val="595959"/>
-          <w:sz w:val="20"/>
-        </w:rPr>
-        <w:t>gestión</w:t>
-      </w:r>
-      <w:proofErr w:type="spellEnd"/>
-      <w:r>
-        <w:rPr>
-          <w:i/>
-          <w:color w:val="595959"/>
-          <w:sz w:val="20"/>
-        </w:rPr>
-        <w:t xml:space="preserve"> de </w:t>
-      </w:r>
-      <w:proofErr w:type="spellStart"/>
-      <w:r>
-        <w:rPr>
-          <w:i/>
-          <w:color w:val="595959"/>
-          <w:sz w:val="20"/>
-        </w:rPr>
-        <w:t>riesgos</w:t>
-      </w:r>
-      <w:proofErr w:type="spellEnd"/>
-      <w:r>
-        <w:rPr>
-          <w:i/>
-          <w:color w:val="595959"/>
-          <w:sz w:val="20"/>
+          <w:color w:val="666666"/>
+          <w:sz w:val="24"/>
         </w:rPr>
         <w:t xml:space="preserve"> y </w:t>
       </w:r>
@@ -660,33 +196,478 @@
       <w:r>
         <w:rPr>
           <w:i/>
-          <w:color w:val="595959"/>
-          <w:sz w:val="20"/>
+          <w:color w:val="666666"/>
+          <w:sz w:val="24"/>
         </w:rPr>
-        <w:t>reducción</w:t>
+        <w:t>seguimiento</w:t>
       </w:r>
       <w:proofErr w:type="spellEnd"/>
+    </w:p>
+    <w:p>
+      <w:pPr>
+        <w:spacing w:before="840"/>
+      </w:pPr>
+    </w:p>
+    <w:tbl>
+      <w:tblPr>
+        <w:tblW w:w="0" w:type="auto"/>
+        <w:jc w:val="center"/>
+        <w:tblLayout w:type="fixed"/>
+        <w:tblLook w:val="04A0" w:firstRow="1" w:lastRow="0" w:firstColumn="1" w:lastColumn="0" w:noHBand="0" w:noVBand="1"/>
+      </w:tblPr>
+      <w:tblGrid>
+        <w:gridCol w:w="4703"/>
+        <w:gridCol w:w="4703"/>
+      </w:tblGrid>
+      <w:tr>
+        <w:trPr>
+          <w:cantSplit/>
+          <w:jc w:val="center"/>
+        </w:trPr>
+        <w:tc>
+          <w:tcPr>
+            <w:tcW w:w="4703" w:type="dxa"/>
+            <w:shd w:val="clear" w:color="auto" w:fill="F3F6FA"/>
+            <w:tcMar>
+              <w:top w:w="120" w:type="dxa"/>
+              <w:left w:w="160" w:type="dxa"/>
+              <w:bottom w:w="120" w:type="dxa"/>
+              <w:right w:w="160" w:type="dxa"/>
+            </w:tcMar>
+            <w:vAlign w:val="center"/>
+          </w:tcPr>
+          <w:p>
+            <w:pPr>
+              <w:spacing w:after="0"/>
+            </w:pPr>
+            <w:r>
+              <w:rPr>
+                <w:b/>
+                <w:color w:val="17365D"/>
+              </w:rPr>
+              <w:t>Proyecto</w:t>
+            </w:r>
+          </w:p>
+        </w:tc>
+        <w:tc>
+          <w:tcPr>
+            <w:tcW w:w="4703" w:type="dxa"/>
+            <w:tcMar>
+              <w:top w:w="120" w:type="dxa"/>
+              <w:left w:w="160" w:type="dxa"/>
+              <w:bottom w:w="120" w:type="dxa"/>
+              <w:right w:w="160" w:type="dxa"/>
+            </w:tcMar>
+            <w:vAlign w:val="center"/>
+          </w:tcPr>
+          <w:p>
+            <w:pPr>
+              <w:spacing w:after="0"/>
+              <w:rPr>
+                <w:lang w:val="es-AR"/>
+              </w:rPr>
+            </w:pPr>
+            <w:r>
+              <w:rPr>
+                <w:lang w:val="es-AR"/>
+              </w:rPr>
+              <w:t>¿Me quedo o me voy? — Laboratorio de experimentación, movimiento y física</w:t>
+            </w:r>
+          </w:p>
+        </w:tc>
+      </w:tr>
+      <w:tr>
+        <w:trPr>
+          <w:cantSplit/>
+          <w:jc w:val="center"/>
+        </w:trPr>
+        <w:tc>
+          <w:tcPr>
+            <w:tcW w:w="4703" w:type="dxa"/>
+            <w:shd w:val="clear" w:color="auto" w:fill="F3F6FA"/>
+            <w:tcMar>
+              <w:top w:w="120" w:type="dxa"/>
+              <w:left w:w="160" w:type="dxa"/>
+              <w:bottom w:w="120" w:type="dxa"/>
+              <w:right w:w="160" w:type="dxa"/>
+            </w:tcMar>
+            <w:vAlign w:val="center"/>
+          </w:tcPr>
+          <w:p>
+            <w:pPr>
+              <w:spacing w:after="0"/>
+            </w:pPr>
+            <w:proofErr w:type="spellStart"/>
+            <w:r>
+              <w:rPr>
+                <w:b/>
+                <w:color w:val="17365D"/>
+              </w:rPr>
+              <w:t>Equipo</w:t>
+            </w:r>
+            <w:proofErr w:type="spellEnd"/>
+            <w:r>
+              <w:rPr>
+                <w:b/>
+                <w:color w:val="17365D"/>
+              </w:rPr>
+              <w:t xml:space="preserve"> / </w:t>
+            </w:r>
+            <w:proofErr w:type="spellStart"/>
+            <w:r>
+              <w:rPr>
+                <w:b/>
+                <w:color w:val="17365D"/>
+              </w:rPr>
+              <w:t>integrantes</w:t>
+            </w:r>
+            <w:proofErr w:type="spellEnd"/>
+          </w:p>
+        </w:tc>
+        <w:tc>
+          <w:tcPr>
+            <w:tcW w:w="4703" w:type="dxa"/>
+            <w:tcMar>
+              <w:top w:w="120" w:type="dxa"/>
+              <w:left w:w="160" w:type="dxa"/>
+              <w:bottom w:w="120" w:type="dxa"/>
+              <w:right w:w="160" w:type="dxa"/>
+            </w:tcMar>
+            <w:vAlign w:val="center"/>
+          </w:tcPr>
+          <w:p>
+            <w:pPr>
+              <w:spacing w:after="0"/>
+              <w:rPr>
+                <w:lang w:val="es-AR"/>
+              </w:rPr>
+            </w:pPr>
+            <w:r>
+              <w:rPr>
+                <w:lang w:val="es-AR"/>
+              </w:rPr>
+              <w:t xml:space="preserve">Ulises Fonseca - Lucas Huber </w:t>
+            </w:r>
+            <w:r>
+              <w:rPr>
+                <w:lang w:val="es-AR"/>
+              </w:rPr>
+              <w:t>–</w:t>
+            </w:r>
+            <w:r>
+              <w:rPr>
+                <w:lang w:val="es-AR"/>
+              </w:rPr>
+              <w:t xml:space="preserve"> N</w:t>
+            </w:r>
+            <w:r>
+              <w:rPr>
+                <w:lang w:val="es-AR"/>
+              </w:rPr>
+              <w:t>icolas Gauna</w:t>
+            </w:r>
+          </w:p>
+        </w:tc>
+      </w:tr>
+      <w:tr>
+        <w:trPr>
+          <w:cantSplit/>
+          <w:jc w:val="center"/>
+        </w:trPr>
+        <w:tc>
+          <w:tcPr>
+            <w:tcW w:w="4703" w:type="dxa"/>
+            <w:shd w:val="clear" w:color="auto" w:fill="F3F6FA"/>
+            <w:tcMar>
+              <w:top w:w="120" w:type="dxa"/>
+              <w:left w:w="160" w:type="dxa"/>
+              <w:bottom w:w="120" w:type="dxa"/>
+              <w:right w:w="160" w:type="dxa"/>
+            </w:tcMar>
+            <w:vAlign w:val="center"/>
+          </w:tcPr>
+          <w:p>
+            <w:pPr>
+              <w:spacing w:after="0"/>
+            </w:pPr>
+            <w:proofErr w:type="spellStart"/>
+            <w:r>
+              <w:rPr>
+                <w:b/>
+                <w:color w:val="17365D"/>
+              </w:rPr>
+              <w:t>Docentes</w:t>
+            </w:r>
+            <w:proofErr w:type="spellEnd"/>
+          </w:p>
+        </w:tc>
+        <w:tc>
+          <w:tcPr>
+            <w:tcW w:w="4703" w:type="dxa"/>
+            <w:tcMar>
+              <w:top w:w="120" w:type="dxa"/>
+              <w:left w:w="160" w:type="dxa"/>
+              <w:bottom w:w="120" w:type="dxa"/>
+              <w:right w:w="160" w:type="dxa"/>
+            </w:tcMar>
+            <w:vAlign w:val="center"/>
+          </w:tcPr>
+          <w:p>
+            <w:pPr>
+              <w:spacing w:after="0"/>
+              <w:rPr>
+                <w:lang w:val="es-AR"/>
+              </w:rPr>
+            </w:pPr>
+            <w:r>
+              <w:rPr>
+                <w:lang w:val="es-AR"/>
+              </w:rPr>
+              <w:t xml:space="preserve">Juan Carlos Monteros - </w:t>
+            </w:r>
+            <w:r>
+              <w:rPr>
+                <w:lang w:val="es-AR"/>
+              </w:rPr>
+              <w:t>A</w:t>
+            </w:r>
+            <w:r>
+              <w:rPr>
+                <w:lang w:val="es-AR"/>
+              </w:rPr>
+              <w:t xml:space="preserve">min Yamil </w:t>
+            </w:r>
+            <w:proofErr w:type="spellStart"/>
+            <w:r>
+              <w:rPr>
+                <w:lang w:val="es-AR"/>
+              </w:rPr>
+              <w:t>Sajud</w:t>
+            </w:r>
+            <w:proofErr w:type="spellEnd"/>
+          </w:p>
+        </w:tc>
+      </w:tr>
+      <w:tr>
+        <w:trPr>
+          <w:cantSplit/>
+          <w:jc w:val="center"/>
+        </w:trPr>
+        <w:tc>
+          <w:tcPr>
+            <w:tcW w:w="4703" w:type="dxa"/>
+            <w:shd w:val="clear" w:color="auto" w:fill="F3F6FA"/>
+            <w:tcMar>
+              <w:top w:w="120" w:type="dxa"/>
+              <w:left w:w="160" w:type="dxa"/>
+              <w:bottom w:w="120" w:type="dxa"/>
+              <w:right w:w="160" w:type="dxa"/>
+            </w:tcMar>
+            <w:vAlign w:val="center"/>
+          </w:tcPr>
+          <w:p>
+            <w:pPr>
+              <w:spacing w:after="0"/>
+            </w:pPr>
+            <w:proofErr w:type="spellStart"/>
+            <w:r>
+              <w:rPr>
+                <w:b/>
+                <w:color w:val="17365D"/>
+              </w:rPr>
+              <w:t>Comisión</w:t>
+            </w:r>
+            <w:proofErr w:type="spellEnd"/>
+          </w:p>
+        </w:tc>
+        <w:tc>
+          <w:tcPr>
+            <w:tcW w:w="4703" w:type="dxa"/>
+            <w:tcMar>
+              <w:top w:w="120" w:type="dxa"/>
+              <w:left w:w="160" w:type="dxa"/>
+              <w:bottom w:w="120" w:type="dxa"/>
+              <w:right w:w="160" w:type="dxa"/>
+            </w:tcMar>
+            <w:vAlign w:val="center"/>
+          </w:tcPr>
+          <w:p>
+            <w:pPr>
+              <w:spacing w:after="0"/>
+            </w:pPr>
+            <w:r>
+              <w:t>N° 1</w:t>
+            </w:r>
+          </w:p>
+        </w:tc>
+      </w:tr>
+      <w:tr>
+        <w:trPr>
+          <w:cantSplit/>
+          <w:jc w:val="center"/>
+        </w:trPr>
+        <w:tc>
+          <w:tcPr>
+            <w:tcW w:w="4703" w:type="dxa"/>
+            <w:shd w:val="clear" w:color="auto" w:fill="F3F6FA"/>
+            <w:tcMar>
+              <w:top w:w="120" w:type="dxa"/>
+              <w:left w:w="160" w:type="dxa"/>
+              <w:bottom w:w="120" w:type="dxa"/>
+              <w:right w:w="160" w:type="dxa"/>
+            </w:tcMar>
+            <w:vAlign w:val="center"/>
+          </w:tcPr>
+          <w:p>
+            <w:pPr>
+              <w:spacing w:after="0"/>
+            </w:pPr>
+            <w:proofErr w:type="spellStart"/>
+            <w:r>
+              <w:rPr>
+                <w:b/>
+                <w:color w:val="17365D"/>
+              </w:rPr>
+              <w:t>Fecha</w:t>
+            </w:r>
+            <w:proofErr w:type="spellEnd"/>
+          </w:p>
+        </w:tc>
+        <w:tc>
+          <w:tcPr>
+            <w:tcW w:w="4703" w:type="dxa"/>
+            <w:tcMar>
+              <w:top w:w="120" w:type="dxa"/>
+              <w:left w:w="160" w:type="dxa"/>
+              <w:bottom w:w="120" w:type="dxa"/>
+              <w:right w:w="160" w:type="dxa"/>
+            </w:tcMar>
+            <w:vAlign w:val="center"/>
+          </w:tcPr>
+          <w:p>
+            <w:pPr>
+              <w:spacing w:after="0"/>
+            </w:pPr>
+            <w:r>
+              <w:t>17 de Agosto de 2026</w:t>
+            </w:r>
+          </w:p>
+        </w:tc>
+      </w:tr>
+    </w:tbl>
+    <w:p>
+      <w:pPr>
+        <w:pStyle w:val="NormalWeb"/>
+        <w:spacing w:before="0" w:beforeAutospacing="0" w:after="0" w:afterAutospacing="0"/>
+        <w:jc w:val="center"/>
+        <w:rPr>
+          <w:rFonts w:ascii="Aptos" w:hAnsi="Aptos"/>
+          <w:color w:val="1F1F1F"/>
+          <w:sz w:val="21"/>
+          <w:szCs w:val="21"/>
+        </w:rPr>
+      </w:pPr>
       <w:r>
         <w:rPr>
-          <w:i/>
-          <w:color w:val="595959"/>
-          <w:sz w:val="20"/>
+          <w:color w:val="666666"/>
+          <w:sz w:val="19"/>
+          <w:lang w:val="es-AR"/>
         </w:rPr>
-        <w:t xml:space="preserve"> de </w:t>
+        <w:br/>
       </w:r>
-      <w:proofErr w:type="spellStart"/>
       <w:r>
         <w:rPr>
-          <w:i/>
-          <w:color w:val="595959"/>
-          <w:sz w:val="20"/>
+          <w:color w:val="666666"/>
+          <w:sz w:val="19"/>
+          <w:lang w:val="es-AR"/>
         </w:rPr>
-        <w:t>incertidumbre</w:t>
+        <w:br/>
       </w:r>
-      <w:proofErr w:type="spellEnd"/>
       <w:r>
-        <w:br w:type="page"/>
+        <w:rPr>
+          <w:color w:val="666666"/>
+          <w:sz w:val="19"/>
+          <w:lang w:val="es-AR"/>
+        </w:rPr>
+        <w:br/>
       </w:r>
+      <w:r>
+        <w:rPr>
+          <w:color w:val="666666"/>
+          <w:sz w:val="19"/>
+          <w:lang w:val="es-AR"/>
+        </w:rPr>
+        <w:br/>
+      </w:r>
+      <w:r>
+        <w:rPr>
+          <w:color w:val="666666"/>
+          <w:sz w:val="19"/>
+          <w:lang w:val="es-AR"/>
+        </w:rPr>
+        <w:t xml:space="preserve">Documento de </w:t>
+      </w:r>
+      <w:r>
+        <w:rPr>
+          <w:color w:val="666666"/>
+          <w:sz w:val="19"/>
+          <w:lang w:val="es-AR"/>
+        </w:rPr>
+        <w:t>gestión de riesgos y reducción de incertidumbre</w:t>
+      </w:r>
+    </w:p>
+    <w:p>
+      <w:pPr>
+        <w:spacing w:before="520"/>
+        <w:jc w:val="center"/>
+        <w:rPr>
+          <w:color w:val="666666"/>
+          <w:sz w:val="19"/>
+          <w:lang w:val="es-AR"/>
+        </w:rPr>
+      </w:pPr>
+    </w:p>
+    <w:p>
+      <w:pPr>
+        <w:spacing w:before="520"/>
+        <w:jc w:val="center"/>
+        <w:rPr>
+          <w:color w:val="666666"/>
+          <w:sz w:val="19"/>
+          <w:lang w:val="es-AR"/>
+        </w:rPr>
+      </w:pPr>
+    </w:p>
+    <w:p>
+      <w:pPr>
+        <w:spacing w:before="520"/>
+        <w:jc w:val="center"/>
+        <w:rPr>
+          <w:color w:val="666666"/>
+          <w:sz w:val="19"/>
+          <w:lang w:val="es-AR"/>
+        </w:rPr>
+      </w:pPr>
+    </w:p>
+    <w:p>
+      <w:pPr>
+        <w:spacing w:before="520"/>
+        <w:jc w:val="center"/>
+        <w:rPr>
+          <w:color w:val="666666"/>
+          <w:sz w:val="19"/>
+          <w:lang w:val="es-AR"/>
+        </w:rPr>
+      </w:pPr>
+    </w:p>
+    <w:p>
+      <w:pPr>
+        <w:spacing w:before="520"/>
+        <w:jc w:val="center"/>
+        <w:rPr>
+          <w:lang w:val="es-AR"/>
+        </w:rPr>
+      </w:pPr>
     </w:p>
     <w:p>
       <w:pPr>
@@ -699,18 +680,12 @@
     </w:p>
     <w:p>
       <w:r>
-        <w:t>Este documento identifica los riesgos técnicos y de gestión observados al inicio del proyecto y define un plan inicial para prevenirlos, reducir su impacto y darles seguimiento durante los sig</w:t>
-      </w:r>
-      <w:r>
-        <w:t>uientes sprints.</w:t>
+        <w:t>Este documento identifica los riesgos técnicos y de gestión observados al inicio del proyecto y define un plan inicial para prevenirlos, reducir su impacto y darles seguimiento durante los siguientes sprints.</w:t>
       </w:r>
     </w:p>
     <w:p>
       <w:r>
-        <w:t>El registro se considera inicial y evolutivo. Los riesgos deberán revisarse a medida que el equipo obtenga nueva evidencia durante la implementación, las pruebas y las reuniones de coordinación. El seguimiento será responsabilidad del equi</w:t>
-      </w:r>
-      <w:r>
-        <w:t>po completo, evitando concentrarlo en un único integrante.</w:t>
+        <w:t>El registro se considera inicial y evolutivo. Los riesgos deberán revisarse a medida que el equipo obtenga nueva evidencia durante la implementación, las pruebas y las reuniones de coordinación. El seguimiento será responsabilidad del equipo completo, evitando concentrarlo en un único integrante.</w:t>
       </w:r>
     </w:p>
     <w:p>
@@ -723,21 +698,12 @@
     </w:p>
     <w:p>
       <w:r>
-        <w:t xml:space="preserve">Los materiales de la materia incorporan la gestión de riesgos como una actividad continua del proyecto y el TP solicita expresamente una identificación </w:t>
-      </w:r>
-      <w:r>
-        <w:t>inicial junto con un plan de gestión. Para hacer operativa esa necesidad, el equipo utilizará un registro simple basado en probabilidad, impacto, prioridad, acciones preventivas y acciones de contingencia.</w:t>
+        <w:t>Los materiales de la materia incorporan la gestión de riesgos como una actividad continua del proyecto y el TP solicita expresamente una identificación inicial junto con un plan de gestión. Para hacer operativa esa necesidad, el equipo utilizará un registro simple basado en probabilidad, impacto, prioridad, acciones preventivas y acciones de contingencia.</w:t>
       </w:r>
     </w:p>
     <w:p>
       <w:r>
-        <w:t>No se encontró en las diapositivas suministradas h</w:t>
-      </w:r>
-      <w:r>
-        <w:t>asta el momento una plantilla única de matriz de riesgos con campos obligatorios. Por ese motivo, el presente registro utiliza una estructura inicial compatible con el seguimiento pedido por la consigna y podrá adaptarse si posteriormente la cátedra entreg</w:t>
-      </w:r>
-      <w:r>
-        <w:t>a un formato específico.</w:t>
+        <w:t>No se encontró en las diapositivas suministradas hasta el momento una plantilla única de matriz de riesgos con campos obligatorios. Por ese motivo, el presente registro utiliza una estructura inicial compatible con el seguimiento pedido por la consigna y podrá adaptarse si posteriormente la cátedra entrega un formato específico.</w:t>
       </w:r>
     </w:p>
     <w:p>
@@ -933,13 +899,7 @@
               <w:rPr>
                 <w:sz w:val="17"/>
               </w:rPr>
-              <w:t xml:space="preserve">Puede generar </w:t>
-            </w:r>
-            <w:r>
-              <w:rPr>
-                <w:sz w:val="17"/>
-              </w:rPr>
-              <w:t>retrabajo o demora, pero es recuperable.</w:t>
+              <w:t>Puede generar retrabajo o demora, pero es recuperable.</w:t>
             </w:r>
           </w:p>
         </w:tc>
@@ -1009,10 +969,7 @@
     </w:tbl>
     <w:p>
       <w:r>
-        <w:t>La prioridad se determina combinando la probabilidad y el impacto. Un riesgo de impact</w:t>
-      </w:r>
-      <w:r>
-        <w:t>o alto puede conservar una prioridad alta aun cuando su probabilidad no sea alta, especialmente si afecta funcionalidades obligatorias como el multiplayer.</w:t>
+        <w:t>La prioridad se determina combinando la probabilidad y el impacto. Un riesgo de impacto alto puede conservar una prioridad alta aun cuando su probabilidad no sea alta, especialmente si afecta funcionalidades obligatorias como el multiplayer.</w:t>
       </w:r>
     </w:p>
     <w:p>
@@ -1034,10 +991,7 @@
         <w:t xml:space="preserve">• </w:t>
       </w:r>
       <w:r>
-        <w:t>Los tres integrantes disponen de equipos capaces de ejecutar Unreal Engine</w:t>
-      </w:r>
-      <w:r>
-        <w:t>.</w:t>
+        <w:t>Los tres integrantes disponen de equipos capaces de ejecutar Unreal Engine.</w:t>
       </w:r>
     </w:p>
     <w:p>
@@ -1051,13 +1005,7 @@
         <w:t xml:space="preserve">• </w:t>
       </w:r>
       <w:r>
-        <w:t>Un integrante posee experiencia previa con Unreal Engine</w:t>
-      </w:r>
-      <w:r>
-        <w:t xml:space="preserve"> y </w:t>
-      </w:r>
-      <w:r>
-        <w:t>con Godot.</w:t>
+        <w:t>Un integrante posee experiencia previa con Unreal Engine y con Godot.</w:t>
       </w:r>
     </w:p>
     <w:p>
@@ -1071,10 +1019,7 @@
         <w:t xml:space="preserve">• </w:t>
       </w:r>
       <w:r>
-        <w:t>Ningún integrante posee experiencia previa implementando multiplayer, por lo que se considera actualmente la principal incertidu</w:t>
-      </w:r>
-      <w:r>
-        <w:t>mbre técnica.</w:t>
+        <w:t>Ningún integrante posee experiencia previa implementando multiplayer, por lo que se considera actualmente la principal incertidumbre técnica.</w:t>
       </w:r>
     </w:p>
     <w:p>
@@ -1102,10 +1047,7 @@
         <w:t xml:space="preserve">• </w:t>
       </w:r>
       <w:r>
-        <w:t>El proyecto se almacena en un repositorio compartido en GitHub y cada integrante mantiene además una copia l</w:t>
-      </w:r>
-      <w:r>
-        <w:t>ocal.</w:t>
+        <w:t>El proyecto se almacena en un repositorio compartido en GitHub y cada integrante mantiene además una copia local.</w:t>
       </w:r>
     </w:p>
     <w:p>
@@ -1147,10 +1089,7 @@
         <w:t xml:space="preserve">• </w:t>
       </w:r>
       <w:r>
-        <w:t>El equipo priorizará el alcance mínimo obligatorio del TP</w:t>
-      </w:r>
-      <w:r>
-        <w:t xml:space="preserve"> antes que mejoras visuales o contenido adicional.</w:t>
+        <w:t>El equipo priorizará el alcance mínimo obligatorio del TP antes que mejoras visuales o contenido adicional.</w:t>
       </w:r>
     </w:p>
     <w:p>
@@ -3802,13 +3741,7 @@
               <w:rPr>
                 <w:sz w:val="15"/>
               </w:rPr>
-              <w:t xml:space="preserve">Realizar una </w:t>
-            </w:r>
-            <w:r>
-              <w:rPr>
-                <w:sz w:val="15"/>
-              </w:rPr>
-              <w:t>prueba de multiplayer antes del Sprint 3. Investigar tempranamente autoridad, servidor/cliente y replicación de posición, orientación, movimiento y salto. Mantener inicialmente el escenario compartido lo más simple posible.</w:t>
+              <w:t>Realizar una prueba de multiplayer antes del Sprint 3. Investigar tempranamente autoridad, servidor/cliente y replicación de posición, orientación, movimiento y salto. Mantener inicialmente el escenario compartido lo más simple posible.</w:t>
             </w:r>
           </w:p>
         </w:tc>
@@ -3827,13 +3760,7 @@
               <w:rPr>
                 <w:sz w:val="15"/>
               </w:rPr>
-              <w:t>Si la integración completa resul</w:t>
-            </w:r>
-            <w:r>
-              <w:rPr>
-                <w:sz w:val="15"/>
-              </w:rPr>
-              <w:t>ta inviable, reducir el estado compartido al mínimo obligatorio y solicitar orientación docente. Si el bloqueo proviniera del motor, revisar la decisión tecnológica antes de acumular más desarrollo.</w:t>
+              <w:t>Si la integración completa resulta inviable, reducir el estado compartido al mínimo obligatorio y solicitar orientación docente. Si el bloqueo proviniera del motor, revisar la decisión tecnológica antes de acumular más desarrollo.</w:t>
             </w:r>
           </w:p>
         </w:tc>
@@ -3876,13 +3803,7 @@
               <w:rPr>
                 <w:sz w:val="15"/>
               </w:rPr>
-              <w:t>Aprovechar la experiencia previa de un integrante con</w:t>
-            </w:r>
-            <w:r>
-              <w:rPr>
-                <w:sz w:val="15"/>
-              </w:rPr>
-              <w:t xml:space="preserve"> Unreal; compartir ejemplos y conocimiento; trabajar primero con plantillas y Blueprints simples; evitar aprender subsistemas que no sean necesarios para el TP.</w:t>
+              <w:t>Aprovechar la experiencia previa de un integrante con Unreal; compartir ejemplos y conocimiento; trabajar primero con plantillas y Blueprints simples; evitar aprender subsistemas que no sean necesarios para el TP.</w:t>
             </w:r>
           </w:p>
         </w:tc>
@@ -3901,13 +3822,7 @@
               <w:rPr>
                 <w:sz w:val="15"/>
               </w:rPr>
-              <w:t>Redistribuir temporalmente tareas técnicas o realizar sesiones breves de trabajo conjunto cuand</w:t>
-            </w:r>
-            <w:r>
-              <w:rPr>
-                <w:sz w:val="15"/>
-              </w:rPr>
-              <w:t>o un integrante quede bloqueado.</w:t>
+              <w:t>Redistribuir temporalmente tareas técnicas o realizar sesiones breves de trabajo conjunto cuando un integrante quede bloqueado.</w:t>
             </w:r>
           </w:p>
         </w:tc>
@@ -3950,13 +3865,7 @@
               <w:rPr>
                 <w:sz w:val="15"/>
               </w:rPr>
-              <w:t>Definir al comienzo del desarrollo una estrategia sencilla de ramas, commits e integración. Realizar commits frecuentes, comunicar cambios en #github y evitar modificar simultáneamente los mismos assets cuando sea posib</w:t>
-            </w:r>
-            <w:r>
-              <w:rPr>
-                <w:sz w:val="15"/>
-              </w:rPr>
-              <w:t>le.</w:t>
+              <w:t>Definir al comienzo del desarrollo una estrategia sencilla de ramas, commits e integración. Realizar commits frecuentes, comunicar cambios en #github y evitar modificar simultáneamente los mismos assets cuando sea posible.</w:t>
             </w:r>
           </w:p>
         </w:tc>
@@ -4018,13 +3927,7 @@
               <w:rPr>
                 <w:sz w:val="15"/>
               </w:rPr>
-              <w:t>Mantener el backlog priorizado por requisitos obligatorios. No iniciar mejoras visuales o contenido adiciona</w:t>
-            </w:r>
-            <w:r>
-              <w:rPr>
-                <w:sz w:val="15"/>
-              </w:rPr>
-              <w:t>l mientras existan funcionalidades mínimas pendientes.</w:t>
+              <w:t>Mantener el backlog priorizado por requisitos obligatorios. No iniciar mejoras visuales o contenido adicional mientras existan funcionalidades mínimas pendientes.</w:t>
             </w:r>
           </w:p>
         </w:tc>
@@ -4086,13 +3989,7 @@
               <w:rPr>
                 <w:sz w:val="15"/>
               </w:rPr>
-              <w:t xml:space="preserve">Integrar al proyecto compartido de manera frecuente. Los experimentos aislados deberán ser pequeños y </w:t>
-            </w:r>
-            <w:r>
-              <w:rPr>
-                <w:sz w:val="15"/>
-              </w:rPr>
-              <w:t>tener un objetivo claro antes de incorporarse al proyecto principal.</w:t>
+              <w:t>Integrar al proyecto compartido de manera frecuente. Los experimentos aislados deberán ser pequeños y tener un objetivo claro antes de incorporarse al proyecto principal.</w:t>
             </w:r>
           </w:p>
         </w:tc>
@@ -4154,13 +4051,7 @@
               <w:rPr>
                 <w:sz w:val="15"/>
               </w:rPr>
-              <w:t>Dividir trabajo en tareas pequeñas, registrar estimaciones y c</w:t>
-            </w:r>
-            <w:r>
-              <w:rPr>
-                <w:sz w:val="15"/>
-              </w:rPr>
-              <w:t xml:space="preserve">omparar luego con el esfuerzo real. Revisar prioridades en Jira </w:t>
+              <w:t xml:space="preserve">Dividir trabajo en tareas pequeñas, registrar estimaciones y comparar luego con el esfuerzo real. Revisar prioridades en Jira </w:t>
             </w:r>
             <w:r>
               <w:rPr>
@@ -4238,13 +4129,7 @@
               <w:rPr>
                 <w:sz w:val="15"/>
               </w:rPr>
-              <w:t>Todos los integrantes participarán como testers. Probar cada mecánica al int</w:t>
-            </w:r>
-            <w:r>
-              <w:rPr>
-                <w:sz w:val="15"/>
-              </w:rPr>
-              <w:t>egrarla y registrar problemas antes de continuar acumulando funcionalidades.</w:t>
+              <w:t>Todos los integrantes participarán como testers. Probar cada mecánica al integrarla y registrar problemas antes de continuar acumulando funcionalidades.</w:t>
             </w:r>
           </w:p>
         </w:tc>
@@ -4306,13 +4191,7 @@
               <w:rPr>
                 <w:sz w:val="15"/>
               </w:rPr>
-              <w:t>Mantener visibles responsables y estado en Jira; comunicar bloqueos por D</w:t>
-            </w:r>
-            <w:r>
-              <w:rPr>
-                <w:sz w:val="15"/>
-              </w:rPr>
-              <w:t>iscord; considerar las disponibilidades semanales al tomar nuevas tareas.</w:t>
+              <w:t>Mantener visibles responsables y estado en Jira; comunicar bloqueos por Discord; considerar las disponibilidades semanales al tomar nuevas tareas.</w:t>
             </w:r>
           </w:p>
         </w:tc>
@@ -4374,13 +4253,7 @@
               <w:rPr>
                 <w:sz w:val="15"/>
               </w:rPr>
-              <w:t>Continuar validando Unreal mediante la prueba de concepto y el uso</w:t>
-            </w:r>
-            <w:r>
-              <w:rPr>
-                <w:sz w:val="15"/>
-              </w:rPr>
-              <w:t xml:space="preserve"> temprano de las funciones centrales del TP. Evitar depender de funcionalidades avanzadas innecesarias.</w:t>
+              <w:t>Continuar validando Unreal mediante la prueba de concepto y el uso temprano de las funciones centrales del TP. Evitar depender de funcionalidades avanzadas innecesarias.</w:t>
             </w:r>
           </w:p>
         </w:tc>
@@ -4461,13 +4334,7 @@
               <w:rPr>
                 <w:sz w:val="15"/>
               </w:rPr>
-              <w:t>Convocar una reunión breve cuando haya contradicciones sobre el estado de una tarea o una decisión importan</w:t>
-            </w:r>
-            <w:r>
-              <w:rPr>
-                <w:sz w:val="15"/>
-              </w:rPr>
-              <w:t>te.</w:t>
+              <w:t>Convocar una reunión breve cuando haya contradicciones sobre el estado de una tarea o una decisión importante.</w:t>
             </w:r>
           </w:p>
         </w:tc>
@@ -4529,13 +4396,7 @@
               <w:rPr>
                 <w:sz w:val="15"/>
               </w:rPr>
-              <w:t>Recuperar la última versión disponible en GitHub y reconstruir úni</w:t>
-            </w:r>
-            <w:r>
-              <w:rPr>
-                <w:sz w:val="15"/>
-              </w:rPr>
-              <w:t>camente los cambios locales no versionados.</w:t>
+              <w:t>Recuperar la última versión disponible en GitHub y reconstruir únicamente los cambios locales no versionados.</w:t>
             </w:r>
           </w:p>
         </w:tc>
@@ -4551,10 +4412,7 @@
     </w:p>
     <w:p>
       <w:r>
-        <w:t>La gestión de riesgos no finaliza con este documento. El registro será revisado durante el proyecto cuando aparezca nueva información, particularmente al finalizar p</w:t>
-      </w:r>
-      <w:r>
-        <w:t>ruebas técnicas, ante bloqueos, en las reuniones de coordinación y durante la planificación o cierre de cada sprint.</w:t>
+        <w:t>La gestión de riesgos no finaliza con este documento. El registro será revisado durante el proyecto cuando aparezca nueva información, particularmente al finalizar pruebas técnicas, ante bloqueos, en las reuniones de coordinación y durante la planificación o cierre de cada sprint.</w:t>
       </w:r>
     </w:p>
     <w:p>
@@ -4582,10 +4440,7 @@
         <w:t xml:space="preserve">• </w:t>
       </w:r>
       <w:r>
-        <w:t>Reevaluar probabilidad, impacto y prioridad de los ries</w:t>
-      </w:r>
-      <w:r>
-        <w:t>gos existentes cuando aparezca evidencia nueva.</w:t>
+        <w:t>Reevaluar probabilidad, impacto y prioridad de los riesgos existentes cuando aparezca evidencia nueva.</w:t>
       </w:r>
     </w:p>
     <w:p>
@@ -4613,10 +4468,7 @@
         <w:t xml:space="preserve">• </w:t>
       </w:r>
       <w:r>
-        <w:t>Registrar las acciones aplicadas y comprobar si la mitigación r</w:t>
-      </w:r>
-      <w:r>
-        <w:t>edujo efectivamente el riesgo.</w:t>
+        <w:t>Registrar las acciones aplicadas y comprobar si la mitigación redujo efectivamente el riesgo.</w:t>
       </w:r>
     </w:p>
     <w:p>
@@ -4657,10 +4509,7 @@
     </w:p>
     <w:p>
       <w:r>
-        <w:t xml:space="preserve">El esquema de seguimiento se integra con la </w:t>
-      </w:r>
-      <w:r>
-        <w:t>organización ya adoptada por el equipo:</w:t>
+        <w:t>El esquema de seguimiento se integra con la organización ya adoptada por el equipo:</w:t>
       </w:r>
     </w:p>
     <w:p>
@@ -4716,10 +4565,7 @@
         <w:t xml:space="preserve">• Reuniones breves: </w:t>
       </w:r>
       <w:r>
-        <w:t xml:space="preserve">revisar riesgos cuando exista una decisión importante, un bloqueo o una necesidad de </w:t>
-      </w:r>
-      <w:r>
-        <w:t>reorganización, sin exigir por el momento una Daily formal todos los días.</w:t>
+        <w:t>revisar riesgos cuando exista una decisión importante, un bloqueo o una necesidad de reorganización, sin exigir por el momento una Daily formal todos los días.</w:t>
       </w:r>
     </w:p>
     <w:p>
@@ -4733,21 +4579,12 @@
     </w:p>
     <w:p>
       <w:r>
-        <w:t>El multiplayer se considera el riesgo técnico de mayor prioridad porque es obligatorio para el TP y ninguno de los integrantes posee exper</w:t>
-      </w:r>
-      <w:r>
-        <w:t>iencia previa implementándolo. Esperar hasta el Sprint 3 para descubrir dificultades de arquitectura o replicación aumentaría significativamente el costo de corrección.</w:t>
+        <w:t>El multiplayer se considera el riesgo técnico de mayor prioridad porque es obligatorio para el TP y ninguno de los integrantes posee experiencia previa implementándolo. Esperar hasta el Sprint 3 para descubrir dificultades de arquitectura o replicación aumentaría significativamente el costo de corrección.</w:t>
       </w:r>
     </w:p>
     <w:p>
       <w:r>
-        <w:t xml:space="preserve">Por esta razón, el equipo acordó intentar una validación anticipada. La primera prueba </w:t>
-      </w:r>
-      <w:r>
-        <w:t>no necesita representar el juego completo: será suficiente comprobar tempranamente que dos instancias puedan compartir una partida y observar algún estado sincronizado. La prueba podrá ampliarse progresivamente hacia posición, orientación, movimiento, salt</w:t>
-      </w:r>
-      <w:r>
-        <w:t>o y caída.</w:t>
+        <w:t>Por esta razón, el equipo acordó intentar una validación anticipada. La primera prueba no necesita representar el juego completo: será suficiente comprobar tempranamente que dos instancias puedan compartir una partida y observar algún estado sincronizado. La prueba podrá ampliarse progresivamente hacia posición, orientación, movimiento, salto y caída.</w:t>
       </w:r>
     </w:p>
     <w:p>
@@ -4760,10 +4597,7 @@
     </w:p>
     <w:p>
       <w:r>
-        <w:t xml:space="preserve">Si el tiempo disponible resulta menor al estimado, el criterio general será conservar las funcionalidades obligatorias y reducir primero los agregados no requeridos por la consigna. La calidad visual, la </w:t>
-      </w:r>
-      <w:r>
-        <w:t>cantidad de contenido y otras mejoras quedarán subordinadas al cumplimiento del movimiento, físicas, interacción, condiciones de victoria/derrota, multiplayer, testing y documentación.</w:t>
+        <w:t>Si el tiempo disponible resulta menor al estimado, el criterio general será conservar las funcionalidades obligatorias y reducir primero los agregados no requeridos por la consigna. La calidad visual, la cantidad de contenido y otras mejoras quedarán subordinadas al cumplimiento del movimiento, físicas, interacción, condiciones de victoria/derrota, multiplayer, testing y documentación.</w:t>
       </w:r>
     </w:p>
     <w:p>
@@ -4776,21 +4610,12 @@
     </w:p>
     <w:p>
       <w:r>
-        <w:t>El plan inicial permite hacer visibles las principales in</w:t>
-      </w:r>
-      <w:r>
-        <w:t>certidumbres antes de avanzar con la construcción. Actualmente, los riesgos más relevantes se concentran en multiplayer, aprendizaje e integración de Unreal, estrategia de trabajo con Git, estimaciones y control del alcance. La intención no es eliminar com</w:t>
-      </w:r>
-      <w:r>
-        <w:t>pletamente la incertidumbre, sino detectarla temprano, reducirla mediante pruebas y mantener capacidad de adaptación durante los cuatro sprints.</w:t>
+        <w:t>El plan inicial permite hacer visibles las principales incertidumbres antes de avanzar con la construcción. Actualmente, los riesgos más relevantes se concentran en multiplayer, aprendizaje e integración de Unreal, estrategia de trabajo con Git, estimaciones y control del alcance. La intención no es eliminar completamente la incertidumbre, sino detectarla temprano, reducirla mediante pruebas y mantener capacidad de adaptación durante los cuatro sprints.</w:t>
       </w:r>
     </w:p>
     <w:p>
       <w:r>
-        <w:t>La gestión será responsabilidad compartida por Ulises Fonseca, Lucas Huber y Nicolas Gauna. El registro se actu</w:t>
-      </w:r>
-      <w:r>
-        <w:t>alizará según los resultados obtenidos y podrá modificarse cuando cambie el estado del proyecto o se incorporen nuevas evidencias.</w:t>
+        <w:t>La gestión será responsabilidad compartida por Ulises Fonseca, Lucas Huber y Nicolas Gauna. El registro se actualizará según los resultados obtenidos y podrá modificarse cuando cambie el estado del proyecto o se incorporen nuevas evidencias.</w:t>
       </w:r>
     </w:p>
     <w:sectPr>
@@ -16544,6 +16369,23 @@
       <w:sz w:val="19"/>
     </w:rPr>
   </w:style>
+  <w:style w:type="paragraph" w:styleId="NormalWeb">
+    <w:name w:val="Normal (Web)"/>
+    <w:basedOn w:val="Normal"/>
+    <w:uiPriority w:val="99"/>
+    <w:unhideWhenUsed/>
+    <w:rsid w:val="00C3548B"/>
+    <w:pPr>
+      <w:spacing w:before="100" w:beforeAutospacing="1" w:after="100" w:afterAutospacing="1" w:line="240" w:lineRule="auto"/>
+    </w:pPr>
+    <w:rPr>
+      <w:rFonts w:ascii="Times New Roman" w:eastAsia="Times New Roman" w:hAnsi="Times New Roman" w:cs="Times New Roman"/>
+      <w:color w:val="auto"/>
+      <w:sz w:val="24"/>
+      <w:szCs w:val="24"/>
+      <w:lang w:val="es-ES" w:eastAsia="es-ES"/>
+    </w:rPr>
+  </w:style>
 </w:styles>
 </file>
 

--- a/LCS_Sprint1_Gestion_de_Riesgos.docx
+++ b/LCS_Sprint1_Gestion_de_Riesgos.docx
@@ -3609,6 +3609,324 @@
           </w:p>
         </w:tc>
       </w:tr>
+      <w:tr>
+        <w:trPr>
+          <w:jc w:val="center"/>
+        </w:trPr>
+        <w:tc>
+          <w:tcPr>
+            <w:tcW w:w="607" w:type="dxa"/>
+            <w:vAlign w:val="center"/>
+          </w:tcPr>
+          <w:p>
+            <w:pPr>
+              <w:rPr>
+                <w:sz w:val="14"/>
+              </w:rPr>
+            </w:pPr>
+            <w:r>
+              <w:rPr>
+                <w:sz w:val="14"/>
+              </w:rPr>
+              <w:t>R12</w:t>
+            </w:r>
+          </w:p>
+        </w:tc>
+        <w:tc>
+          <w:tcPr>
+            <w:tcW w:w="1573" w:type="dxa"/>
+            <w:tcMar>
+              <w:top w:w="45" w:type="dxa"/>
+              <w:left w:w="50" w:type="dxa"/>
+              <w:bottom w:w="45" w:type="dxa"/>
+              <w:right w:w="50" w:type="dxa"/>
+            </w:tcMar>
+            <w:vAlign w:val="center"/>
+          </w:tcPr>
+          <w:p>
+            <w:proofErr w:type="spellStart"/>
+            <w:r>
+              <w:rPr>
+                <w:sz w:val="14"/>
+              </w:rPr>
+              <w:t>Tecnológico</w:t>
+            </w:r>
+            <w:proofErr w:type="spellEnd"/>
+            <w:r>
+              <w:rPr>
+                <w:sz w:val="14"/>
+              </w:rPr>
+              <w:t xml:space="preserve"> / </w:t>
+            </w:r>
+            <w:proofErr w:type="spellStart"/>
+            <w:r>
+              <w:rPr>
+                <w:sz w:val="14"/>
+              </w:rPr>
+              <w:t>rendimiento</w:t>
+            </w:r>
+            <w:proofErr w:type="spellEnd"/>
+          </w:p>
+        </w:tc>
+        <w:tc>
+          <w:tcPr>
+            <w:tcW w:w="5303" w:type="dxa"/>
+            <w:tcMar>
+              <w:top w:w="45" w:type="dxa"/>
+              <w:left w:w="50" w:type="dxa"/>
+              <w:bottom w:w="45" w:type="dxa"/>
+              <w:right w:w="50" w:type="dxa"/>
+            </w:tcMar>
+            <w:vAlign w:val="center"/>
+          </w:tcPr>
+          <w:p>
+            <w:proofErr w:type="spellStart"/>
+            <w:r>
+              <w:rPr>
+                <w:sz w:val="14"/>
+              </w:rPr>
+              <w:t>Rendimiento</w:t>
+            </w:r>
+            <w:proofErr w:type="spellEnd"/>
+            <w:r>
+              <w:rPr>
+                <w:sz w:val="14"/>
+              </w:rPr>
+              <w:t xml:space="preserve"> </w:t>
+            </w:r>
+            <w:proofErr w:type="spellStart"/>
+            <w:r>
+              <w:rPr>
+                <w:sz w:val="14"/>
+              </w:rPr>
+              <w:t>insuficiente</w:t>
+            </w:r>
+            <w:proofErr w:type="spellEnd"/>
+            <w:r>
+              <w:rPr>
+                <w:sz w:val="14"/>
+              </w:rPr>
+              <w:t xml:space="preserve"> de Unreal Engine 5 </w:t>
+            </w:r>
+            <w:proofErr w:type="spellStart"/>
+            <w:r>
+              <w:rPr>
+                <w:sz w:val="14"/>
+              </w:rPr>
+              <w:t>en</w:t>
+            </w:r>
+            <w:proofErr w:type="spellEnd"/>
+            <w:r>
+              <w:rPr>
+                <w:sz w:val="14"/>
+              </w:rPr>
+              <w:t xml:space="preserve"> </w:t>
+            </w:r>
+            <w:proofErr w:type="spellStart"/>
+            <w:r>
+              <w:rPr>
+                <w:sz w:val="14"/>
+              </w:rPr>
+              <w:t>el</w:t>
+            </w:r>
+            <w:proofErr w:type="spellEnd"/>
+            <w:r>
+              <w:rPr>
+                <w:sz w:val="14"/>
+              </w:rPr>
+              <w:t xml:space="preserve"> hardware de </w:t>
+            </w:r>
+            <w:proofErr w:type="spellStart"/>
+            <w:r>
+              <w:rPr>
+                <w:sz w:val="14"/>
+              </w:rPr>
+              <w:t>presentación</w:t>
+            </w:r>
+            <w:proofErr w:type="spellEnd"/>
+            <w:r>
+              <w:rPr>
+                <w:sz w:val="14"/>
+              </w:rPr>
+              <w:t xml:space="preserve"> de la Universidad. La build </w:t>
+            </w:r>
+            <w:proofErr w:type="spellStart"/>
+            <w:r>
+              <w:rPr>
+                <w:sz w:val="14"/>
+              </w:rPr>
+              <w:t>probada</w:t>
+            </w:r>
+            <w:proofErr w:type="spellEnd"/>
+            <w:r>
+              <w:rPr>
+                <w:sz w:val="14"/>
+              </w:rPr>
+              <w:t xml:space="preserve"> </w:t>
+            </w:r>
+            <w:proofErr w:type="spellStart"/>
+            <w:r>
+              <w:rPr>
+                <w:sz w:val="14"/>
+              </w:rPr>
+              <w:t>alcanzó</w:t>
+            </w:r>
+            <w:proofErr w:type="spellEnd"/>
+            <w:r>
+              <w:rPr>
+                <w:sz w:val="14"/>
+              </w:rPr>
+              <w:t xml:space="preserve"> </w:t>
+            </w:r>
+            <w:proofErr w:type="spellStart"/>
+            <w:r>
+              <w:rPr>
+                <w:sz w:val="14"/>
+              </w:rPr>
+              <w:t>aproximadamente</w:t>
+            </w:r>
+            <w:proofErr w:type="spellEnd"/>
+            <w:r>
+              <w:rPr>
+                <w:sz w:val="14"/>
+              </w:rPr>
+              <w:t xml:space="preserve"> 5 FPS </w:t>
+            </w:r>
+            <w:proofErr w:type="spellStart"/>
+            <w:r>
+              <w:rPr>
+                <w:sz w:val="14"/>
+              </w:rPr>
+              <w:t>aún</w:t>
+            </w:r>
+            <w:proofErr w:type="spellEnd"/>
+            <w:r>
+              <w:rPr>
+                <w:sz w:val="14"/>
+              </w:rPr>
+              <w:t xml:space="preserve"> con </w:t>
+            </w:r>
+            <w:proofErr w:type="spellStart"/>
+            <w:r>
+              <w:rPr>
+                <w:sz w:val="14"/>
+              </w:rPr>
+              <w:t>configuración</w:t>
+            </w:r>
+            <w:proofErr w:type="spellEnd"/>
+            <w:r>
+              <w:rPr>
+                <w:sz w:val="14"/>
+              </w:rPr>
+              <w:t xml:space="preserve"> </w:t>
+            </w:r>
+            <w:proofErr w:type="spellStart"/>
+            <w:r>
+              <w:rPr>
+                <w:sz w:val="14"/>
+              </w:rPr>
+              <w:t>gráfica</w:t>
+            </w:r>
+            <w:proofErr w:type="spellEnd"/>
+            <w:r>
+              <w:rPr>
+                <w:sz w:val="14"/>
+              </w:rPr>
+              <w:t xml:space="preserve"> </w:t>
+            </w:r>
+            <w:proofErr w:type="spellStart"/>
+            <w:r>
+              <w:rPr>
+                <w:sz w:val="14"/>
+              </w:rPr>
+              <w:t>reducida</w:t>
+            </w:r>
+            <w:proofErr w:type="spellEnd"/>
+            <w:r>
+              <w:rPr>
+                <w:sz w:val="14"/>
+              </w:rPr>
+              <w:t>.</w:t>
+            </w:r>
+          </w:p>
+        </w:tc>
+        <w:tc>
+          <w:tcPr>
+            <w:tcW w:w="1443" w:type="dxa"/>
+            <w:tcMar>
+              <w:top w:w="45" w:type="dxa"/>
+              <w:left w:w="50" w:type="dxa"/>
+              <w:bottom w:w="45" w:type="dxa"/>
+              <w:right w:w="50" w:type="dxa"/>
+            </w:tcMar>
+            <w:vAlign w:val="center"/>
+          </w:tcPr>
+          <w:p>
+            <w:r>
+              <w:rPr>
+                <w:sz w:val="14"/>
+              </w:rPr>
+              <w:t>Alta (</w:t>
+            </w:r>
+            <w:proofErr w:type="spellStart"/>
+            <w:r>
+              <w:rPr>
+                <w:sz w:val="14"/>
+              </w:rPr>
+              <w:t>materializado</w:t>
+            </w:r>
+            <w:proofErr w:type="spellEnd"/>
+            <w:r>
+              <w:rPr>
+                <w:sz w:val="14"/>
+              </w:rPr>
+              <w:t>)</w:t>
+            </w:r>
+          </w:p>
+        </w:tc>
+        <w:tc>
+          <w:tcPr>
+            <w:tcW w:w="1443" w:type="dxa"/>
+            <w:tcMar>
+              <w:top w:w="45" w:type="dxa"/>
+              <w:left w:w="50" w:type="dxa"/>
+              <w:bottom w:w="45" w:type="dxa"/>
+              <w:right w:w="50" w:type="dxa"/>
+            </w:tcMar>
+            <w:vAlign w:val="center"/>
+          </w:tcPr>
+          <w:p>
+            <w:r>
+              <w:rPr>
+                <w:sz w:val="14"/>
+              </w:rPr>
+              <w:t>Alto</w:t>
+            </w:r>
+          </w:p>
+        </w:tc>
+        <w:tc>
+          <w:tcPr>
+            <w:tcW w:w="1443" w:type="dxa"/>
+            <w:shd w:val="clear" w:color="auto" w:fill="F4CCCC"/>
+            <w:tcMar>
+              <w:top w:w="45" w:type="dxa"/>
+              <w:left w:w="50" w:type="dxa"/>
+              <w:bottom w:w="45" w:type="dxa"/>
+              <w:right w:w="50" w:type="dxa"/>
+            </w:tcMar>
+          </w:tcPr>
+          <w:p>
+            <w:proofErr w:type="spellStart"/>
+            <w:r>
+              <w:rPr>
+                <w:sz w:val="14"/>
+              </w:rPr>
+              <w:t>Crítica</w:t>
+            </w:r>
+            <w:proofErr w:type="spellEnd"/>
+          </w:p>
+        </w:tc>
+      </w:tr>
     </w:tbl>
     <w:p>
       <w:pPr>
@@ -3621,7 +3939,7 @@
     <w:tbl>
       <w:tblPr>
         <w:tblStyle w:val="Tablaconcuadrcula"/>
-        <w:tblW w:w="0" w:type="auto"/>
+        <w:tblW w:w="12048" w:type="dxa"/>
         <w:jc w:val="center"/>
         <w:tblLayout w:type="fixed"/>
         <w:tblLook w:val="04A0" w:firstRow="1" w:lastRow="0" w:firstColumn="1" w:lastColumn="0" w:noHBand="0" w:noVBand="1"/>
@@ -3660,7 +3978,7 @@
         </w:tc>
         <w:tc>
           <w:tcPr>
-            <w:tcW w:w="3408" w:type="dxa"/>
+            <w:tcW w:w="4320" w:type="dxa"/>
             <w:shd w:val="clear" w:color="auto" w:fill="1F4E79"/>
             <w:tcMar>
               <w:top w:w="60" w:type="dxa"/>
@@ -3682,7 +4000,7 @@
         </w:tc>
         <w:tc>
           <w:tcPr>
-            <w:tcW w:w="3408" w:type="dxa"/>
+            <w:tcW w:w="4320" w:type="dxa"/>
             <w:shd w:val="clear" w:color="auto" w:fill="1F4E79"/>
             <w:tcMar>
               <w:top w:w="60" w:type="dxa"/>
@@ -3709,7 +4027,7 @@
         </w:trPr>
         <w:tc>
           <w:tcPr>
-            <w:tcW w:w="648" w:type="dxa"/>
+            <w:tcW w:w="3408" w:type="dxa"/>
             <w:tcMar>
               <w:top w:w="55" w:type="dxa"/>
               <w:left w:w="60" w:type="dxa"/>
@@ -3771,7 +4089,7 @@
         </w:trPr>
         <w:tc>
           <w:tcPr>
-            <w:tcW w:w="648" w:type="dxa"/>
+            <w:tcW w:w="3408" w:type="dxa"/>
             <w:tcMar>
               <w:top w:w="55" w:type="dxa"/>
               <w:left w:w="60" w:type="dxa"/>
@@ -3833,7 +4151,7 @@
         </w:trPr>
         <w:tc>
           <w:tcPr>
-            <w:tcW w:w="648" w:type="dxa"/>
+            <w:tcW w:w="3408" w:type="dxa"/>
             <w:tcMar>
               <w:top w:w="55" w:type="dxa"/>
               <w:left w:w="60" w:type="dxa"/>
@@ -3895,7 +4213,7 @@
         </w:trPr>
         <w:tc>
           <w:tcPr>
-            <w:tcW w:w="648" w:type="dxa"/>
+            <w:tcW w:w="3408" w:type="dxa"/>
             <w:tcMar>
               <w:top w:w="55" w:type="dxa"/>
               <w:left w:w="60" w:type="dxa"/>
@@ -3957,7 +4275,7 @@
         </w:trPr>
         <w:tc>
           <w:tcPr>
-            <w:tcW w:w="648" w:type="dxa"/>
+            <w:tcW w:w="3408" w:type="dxa"/>
             <w:tcMar>
               <w:top w:w="55" w:type="dxa"/>
               <w:left w:w="60" w:type="dxa"/>
@@ -3989,7 +4307,14 @@
               <w:rPr>
                 <w:sz w:val="15"/>
               </w:rPr>
-              <w:t>Integrar al proyecto compartido de manera frecuente. Los experimentos aislados deberán ser pequeños y tener un objetivo claro antes de incorporarse al proyecto principal.</w:t>
+              <w:t xml:space="preserve">Integrar al proyecto compartido de manera frecuente. Los experimentos aislados deberán ser pequeños y tener un objetivo </w:t>
+            </w:r>
+            <w:r>
+              <w:rPr>
+                <w:sz w:val="15"/>
+              </w:rPr>
+              <w:lastRenderedPageBreak/>
+              <w:t>claro antes de incorporarse al proyecto principal.</w:t>
             </w:r>
           </w:p>
         </w:tc>
@@ -4008,6 +4333,7 @@
               <w:rPr>
                 <w:sz w:val="15"/>
               </w:rPr>
+              <w:lastRenderedPageBreak/>
               <w:t>Reimplementar de forma controlada únicamente la parte útil del experimento si una integración directa genera conflictos.</w:t>
             </w:r>
           </w:p>
@@ -4019,7 +4345,7 @@
         </w:trPr>
         <w:tc>
           <w:tcPr>
-            <w:tcW w:w="648" w:type="dxa"/>
+            <w:tcW w:w="3408" w:type="dxa"/>
             <w:tcMar>
               <w:top w:w="55" w:type="dxa"/>
               <w:left w:w="60" w:type="dxa"/>
@@ -4051,14 +4377,7 @@
               <w:rPr>
                 <w:sz w:val="15"/>
               </w:rPr>
-              <w:t xml:space="preserve">Dividir trabajo en tareas pequeñas, registrar estimaciones y comparar luego con el esfuerzo real. Revisar prioridades en Jira </w:t>
-            </w:r>
-            <w:r>
-              <w:rPr>
-                <w:sz w:val="15"/>
-              </w:rPr>
-              <w:lastRenderedPageBreak/>
-              <w:t>cuando aparezca nueva evidencia.</w:t>
+              <w:t>Dividir trabajo en tareas pequeñas, registrar estimaciones y comparar luego con el esfuerzo real. Revisar prioridades en Jira cuando aparezca nueva evidencia.</w:t>
             </w:r>
           </w:p>
         </w:tc>
@@ -4077,15 +4396,7 @@
               <w:rPr>
                 <w:sz w:val="15"/>
               </w:rPr>
-              <w:lastRenderedPageBreak/>
-              <w:t xml:space="preserve">Replanificar el sprint, redistribuir tareas y reducir mejoras no </w:t>
-            </w:r>
-            <w:r>
-              <w:rPr>
-                <w:sz w:val="15"/>
-              </w:rPr>
-              <w:lastRenderedPageBreak/>
-              <w:t>obligatorias.</w:t>
+              <w:t>Replanificar el sprint, redistribuir tareas y reducir mejoras no obligatorias.</w:t>
             </w:r>
           </w:p>
         </w:tc>
@@ -4096,7 +4407,7 @@
         </w:trPr>
         <w:tc>
           <w:tcPr>
-            <w:tcW w:w="648" w:type="dxa"/>
+            <w:tcW w:w="3408" w:type="dxa"/>
             <w:tcMar>
               <w:top w:w="55" w:type="dxa"/>
               <w:left w:w="60" w:type="dxa"/>
@@ -4109,7 +4420,6 @@
               <w:rPr>
                 <w:sz w:val="15"/>
               </w:rPr>
-              <w:lastRenderedPageBreak/>
               <w:t>R7</w:t>
             </w:r>
           </w:p>
@@ -4159,7 +4469,7 @@
         </w:trPr>
         <w:tc>
           <w:tcPr>
-            <w:tcW w:w="648" w:type="dxa"/>
+            <w:tcW w:w="3408" w:type="dxa"/>
             <w:tcMar>
               <w:top w:w="55" w:type="dxa"/>
               <w:left w:w="60" w:type="dxa"/>
@@ -4221,7 +4531,7 @@
         </w:trPr>
         <w:tc>
           <w:tcPr>
-            <w:tcW w:w="648" w:type="dxa"/>
+            <w:tcW w:w="3408" w:type="dxa"/>
             <w:tcMar>
               <w:top w:w="55" w:type="dxa"/>
               <w:left w:w="60" w:type="dxa"/>
@@ -4283,7 +4593,7 @@
         </w:trPr>
         <w:tc>
           <w:tcPr>
-            <w:tcW w:w="648" w:type="dxa"/>
+            <w:tcW w:w="3408" w:type="dxa"/>
             <w:tcMar>
               <w:top w:w="55" w:type="dxa"/>
               <w:left w:w="60" w:type="dxa"/>
@@ -4345,7 +4655,7 @@
         </w:trPr>
         <w:tc>
           <w:tcPr>
-            <w:tcW w:w="648" w:type="dxa"/>
+            <w:tcW w:w="3408" w:type="dxa"/>
             <w:tcMar>
               <w:top w:w="55" w:type="dxa"/>
               <w:left w:w="60" w:type="dxa"/>
@@ -4401,6 +4711,709 @@
           </w:p>
         </w:tc>
       </w:tr>
+      <w:tr>
+        <w:trPr>
+          <w:jc w:val="center"/>
+        </w:trPr>
+        <w:tc>
+          <w:tcPr>
+            <w:tcW w:w="3408" w:type="dxa"/>
+            <w:tcMar>
+              <w:top w:w="55" w:type="dxa"/>
+              <w:left w:w="60" w:type="dxa"/>
+              <w:bottom w:w="55" w:type="dxa"/>
+              <w:right w:w="60" w:type="dxa"/>
+            </w:tcMar>
+            <w:vAlign w:val="center"/>
+          </w:tcPr>
+          <w:p>
+            <w:r>
+              <w:rPr>
+                <w:sz w:val="15"/>
+              </w:rPr>
+              <w:t>R12</w:t>
+            </w:r>
+          </w:p>
+        </w:tc>
+        <w:tc>
+          <w:tcPr>
+            <w:tcW w:w="4320" w:type="dxa"/>
+            <w:tcMar>
+              <w:top w:w="55" w:type="dxa"/>
+              <w:left w:w="60" w:type="dxa"/>
+              <w:bottom w:w="55" w:type="dxa"/>
+              <w:right w:w="60" w:type="dxa"/>
+            </w:tcMar>
+            <w:vAlign w:val="center"/>
+          </w:tcPr>
+          <w:p>
+            <w:proofErr w:type="spellStart"/>
+            <w:r>
+              <w:rPr>
+                <w:sz w:val="15"/>
+              </w:rPr>
+              <w:t>Comparar</w:t>
+            </w:r>
+            <w:proofErr w:type="spellEnd"/>
+            <w:r>
+              <w:rPr>
+                <w:sz w:val="15"/>
+              </w:rPr>
+              <w:t xml:space="preserve"> </w:t>
+            </w:r>
+            <w:proofErr w:type="spellStart"/>
+            <w:r>
+              <w:rPr>
+                <w:sz w:val="15"/>
+              </w:rPr>
+              <w:t>versiones</w:t>
+            </w:r>
+            <w:proofErr w:type="spellEnd"/>
+            <w:r>
+              <w:rPr>
+                <w:sz w:val="15"/>
+              </w:rPr>
+              <w:t xml:space="preserve"> </w:t>
+            </w:r>
+            <w:proofErr w:type="spellStart"/>
+            <w:r>
+              <w:rPr>
+                <w:sz w:val="15"/>
+              </w:rPr>
+              <w:t>sobre</w:t>
+            </w:r>
+            <w:proofErr w:type="spellEnd"/>
+            <w:r>
+              <w:rPr>
+                <w:sz w:val="15"/>
+              </w:rPr>
+              <w:t xml:space="preserve"> la </w:t>
+            </w:r>
+            <w:proofErr w:type="spellStart"/>
+            <w:r>
+              <w:rPr>
+                <w:sz w:val="15"/>
+              </w:rPr>
+              <w:t>misma</w:t>
+            </w:r>
+            <w:proofErr w:type="spellEnd"/>
+            <w:r>
+              <w:rPr>
+                <w:sz w:val="15"/>
+              </w:rPr>
+              <w:t xml:space="preserve"> </w:t>
+            </w:r>
+            <w:proofErr w:type="spellStart"/>
+            <w:r>
+              <w:rPr>
+                <w:sz w:val="15"/>
+              </w:rPr>
+              <w:t>computadora</w:t>
+            </w:r>
+            <w:proofErr w:type="spellEnd"/>
+            <w:r>
+              <w:rPr>
+                <w:sz w:val="15"/>
+              </w:rPr>
+              <w:t xml:space="preserve"> </w:t>
+            </w:r>
+            <w:proofErr w:type="spellStart"/>
+            <w:r>
+              <w:rPr>
+                <w:sz w:val="15"/>
+              </w:rPr>
+              <w:t>objetivo</w:t>
+            </w:r>
+            <w:proofErr w:type="spellEnd"/>
+            <w:r>
+              <w:rPr>
+                <w:sz w:val="15"/>
+              </w:rPr>
+              <w:t xml:space="preserve">. </w:t>
+            </w:r>
+            <w:proofErr w:type="spellStart"/>
+            <w:r>
+              <w:rPr>
+                <w:sz w:val="15"/>
+              </w:rPr>
+              <w:t>Adoptar</w:t>
+            </w:r>
+            <w:proofErr w:type="spellEnd"/>
+            <w:r>
+              <w:rPr>
+                <w:sz w:val="15"/>
+              </w:rPr>
+              <w:t xml:space="preserve"> Unreal Engine 4.27, que </w:t>
+            </w:r>
+            <w:proofErr w:type="spellStart"/>
+            <w:r>
+              <w:rPr>
+                <w:sz w:val="15"/>
+              </w:rPr>
+              <w:t>mostró</w:t>
+            </w:r>
+            <w:proofErr w:type="spellEnd"/>
+            <w:r>
+              <w:rPr>
+                <w:sz w:val="15"/>
+              </w:rPr>
+              <w:t xml:space="preserve"> un </w:t>
+            </w:r>
+            <w:proofErr w:type="spellStart"/>
+            <w:r>
+              <w:rPr>
+                <w:sz w:val="15"/>
+              </w:rPr>
+              <w:t>comportamiento</w:t>
+            </w:r>
+            <w:proofErr w:type="spellEnd"/>
+            <w:r>
+              <w:rPr>
+                <w:sz w:val="15"/>
+              </w:rPr>
+              <w:t xml:space="preserve"> </w:t>
+            </w:r>
+            <w:proofErr w:type="spellStart"/>
+            <w:r>
+              <w:rPr>
+                <w:sz w:val="15"/>
+              </w:rPr>
+              <w:t>aceptable</w:t>
+            </w:r>
+            <w:proofErr w:type="spellEnd"/>
+            <w:r>
+              <w:rPr>
+                <w:sz w:val="15"/>
+              </w:rPr>
+              <w:t xml:space="preserve">, y </w:t>
+            </w:r>
+            <w:proofErr w:type="spellStart"/>
+            <w:r>
+              <w:rPr>
+                <w:sz w:val="15"/>
+              </w:rPr>
+              <w:t>repetir</w:t>
+            </w:r>
+            <w:proofErr w:type="spellEnd"/>
+            <w:r>
+              <w:rPr>
+                <w:sz w:val="15"/>
+              </w:rPr>
+              <w:t xml:space="preserve"> </w:t>
+            </w:r>
+            <w:proofErr w:type="spellStart"/>
+            <w:r>
+              <w:rPr>
+                <w:sz w:val="15"/>
+              </w:rPr>
+              <w:t>pruebas</w:t>
+            </w:r>
+            <w:proofErr w:type="spellEnd"/>
+            <w:r>
+              <w:rPr>
+                <w:sz w:val="15"/>
+              </w:rPr>
+              <w:t xml:space="preserve"> de builds </w:t>
+            </w:r>
+            <w:proofErr w:type="spellStart"/>
+            <w:r>
+              <w:rPr>
+                <w:sz w:val="15"/>
+              </w:rPr>
+              <w:t>empaquetadas</w:t>
+            </w:r>
+            <w:proofErr w:type="spellEnd"/>
+            <w:r>
+              <w:rPr>
+                <w:sz w:val="15"/>
+              </w:rPr>
+              <w:t xml:space="preserve"> al </w:t>
+            </w:r>
+            <w:proofErr w:type="spellStart"/>
+            <w:r>
+              <w:rPr>
+                <w:sz w:val="15"/>
+              </w:rPr>
+              <w:t>incorporar</w:t>
+            </w:r>
+            <w:proofErr w:type="spellEnd"/>
+            <w:r>
+              <w:rPr>
+                <w:sz w:val="15"/>
+              </w:rPr>
+              <w:t xml:space="preserve"> </w:t>
+            </w:r>
+            <w:proofErr w:type="spellStart"/>
+            <w:r>
+              <w:rPr>
+                <w:sz w:val="15"/>
+              </w:rPr>
+              <w:t>escenario</w:t>
+            </w:r>
+            <w:proofErr w:type="spellEnd"/>
+            <w:r>
+              <w:rPr>
+                <w:sz w:val="15"/>
+              </w:rPr>
+              <w:t xml:space="preserve">, </w:t>
+            </w:r>
+            <w:proofErr w:type="spellStart"/>
+            <w:r>
+              <w:rPr>
+                <w:sz w:val="15"/>
+              </w:rPr>
+              <w:t>físicas</w:t>
+            </w:r>
+            <w:proofErr w:type="spellEnd"/>
+            <w:r>
+              <w:rPr>
+                <w:sz w:val="15"/>
+              </w:rPr>
+              <w:t xml:space="preserve"> y multiplayer. </w:t>
+            </w:r>
+            <w:proofErr w:type="spellStart"/>
+            <w:r>
+              <w:rPr>
+                <w:sz w:val="15"/>
+              </w:rPr>
+              <w:t>Mantener</w:t>
+            </w:r>
+            <w:proofErr w:type="spellEnd"/>
+            <w:r>
+              <w:rPr>
+                <w:sz w:val="15"/>
+              </w:rPr>
+              <w:t xml:space="preserve"> una </w:t>
+            </w:r>
+            <w:proofErr w:type="spellStart"/>
+            <w:r>
+              <w:rPr>
+                <w:sz w:val="15"/>
+              </w:rPr>
+              <w:t>configuración</w:t>
+            </w:r>
+            <w:proofErr w:type="spellEnd"/>
+            <w:r>
+              <w:rPr>
+                <w:sz w:val="15"/>
+              </w:rPr>
+              <w:t xml:space="preserve"> </w:t>
+            </w:r>
+            <w:proofErr w:type="spellStart"/>
+            <w:r>
+              <w:rPr>
+                <w:sz w:val="15"/>
+              </w:rPr>
+              <w:t>gráfica</w:t>
+            </w:r>
+            <w:proofErr w:type="spellEnd"/>
+            <w:r>
+              <w:rPr>
+                <w:sz w:val="15"/>
+              </w:rPr>
+              <w:t xml:space="preserve"> </w:t>
+            </w:r>
+            <w:proofErr w:type="spellStart"/>
+            <w:r>
+              <w:rPr>
+                <w:sz w:val="15"/>
+              </w:rPr>
+              <w:t>reducida</w:t>
+            </w:r>
+            <w:proofErr w:type="spellEnd"/>
+            <w:r>
+              <w:rPr>
+                <w:sz w:val="15"/>
+              </w:rPr>
+              <w:t xml:space="preserve"> para </w:t>
+            </w:r>
+            <w:proofErr w:type="spellStart"/>
+            <w:r>
+              <w:rPr>
+                <w:sz w:val="15"/>
+              </w:rPr>
+              <w:t>presentación</w:t>
+            </w:r>
+            <w:proofErr w:type="spellEnd"/>
+            <w:r>
+              <w:rPr>
+                <w:sz w:val="15"/>
+              </w:rPr>
+              <w:t>.</w:t>
+            </w:r>
+          </w:p>
+        </w:tc>
+        <w:tc>
+          <w:tcPr>
+            <w:tcW w:w="4320" w:type="dxa"/>
+            <w:tcMar>
+              <w:top w:w="55" w:type="dxa"/>
+              <w:left w:w="60" w:type="dxa"/>
+              <w:bottom w:w="55" w:type="dxa"/>
+              <w:right w:w="60" w:type="dxa"/>
+            </w:tcMar>
+            <w:vAlign w:val="center"/>
+          </w:tcPr>
+          <w:p>
+            <w:r>
+              <w:rPr>
+                <w:sz w:val="15"/>
+              </w:rPr>
+              <w:t xml:space="preserve">Si UE4.27 </w:t>
+            </w:r>
+            <w:proofErr w:type="spellStart"/>
+            <w:r>
+              <w:rPr>
+                <w:sz w:val="15"/>
+              </w:rPr>
+              <w:t>deja</w:t>
+            </w:r>
+            <w:proofErr w:type="spellEnd"/>
+            <w:r>
+              <w:rPr>
+                <w:sz w:val="15"/>
+              </w:rPr>
+              <w:t xml:space="preserve"> de </w:t>
+            </w:r>
+            <w:proofErr w:type="spellStart"/>
+            <w:r>
+              <w:rPr>
+                <w:sz w:val="15"/>
+              </w:rPr>
+              <w:t>alcanzar</w:t>
+            </w:r>
+            <w:proofErr w:type="spellEnd"/>
+            <w:r>
+              <w:rPr>
+                <w:sz w:val="15"/>
+              </w:rPr>
+              <w:t xml:space="preserve"> un </w:t>
+            </w:r>
+            <w:proofErr w:type="spellStart"/>
+            <w:r>
+              <w:rPr>
+                <w:sz w:val="15"/>
+              </w:rPr>
+              <w:t>rendimiento</w:t>
+            </w:r>
+            <w:proofErr w:type="spellEnd"/>
+            <w:r>
+              <w:rPr>
+                <w:sz w:val="15"/>
+              </w:rPr>
+              <w:t xml:space="preserve"> </w:t>
+            </w:r>
+            <w:proofErr w:type="spellStart"/>
+            <w:r>
+              <w:rPr>
+                <w:sz w:val="15"/>
+              </w:rPr>
+              <w:t>jugable</w:t>
+            </w:r>
+            <w:proofErr w:type="spellEnd"/>
+            <w:r>
+              <w:rPr>
+                <w:sz w:val="15"/>
+              </w:rPr>
+              <w:t xml:space="preserve"> </w:t>
+            </w:r>
+            <w:proofErr w:type="spellStart"/>
+            <w:r>
+              <w:rPr>
+                <w:sz w:val="15"/>
+              </w:rPr>
+              <w:t>luego</w:t>
+            </w:r>
+            <w:proofErr w:type="spellEnd"/>
+            <w:r>
+              <w:rPr>
+                <w:sz w:val="15"/>
+              </w:rPr>
+              <w:t xml:space="preserve"> de </w:t>
+            </w:r>
+            <w:proofErr w:type="spellStart"/>
+            <w:r>
+              <w:rPr>
+                <w:sz w:val="15"/>
+              </w:rPr>
+              <w:t>optimizaciones</w:t>
+            </w:r>
+            <w:proofErr w:type="spellEnd"/>
+            <w:r>
+              <w:rPr>
+                <w:sz w:val="15"/>
+              </w:rPr>
+              <w:t xml:space="preserve"> </w:t>
+            </w:r>
+            <w:proofErr w:type="spellStart"/>
+            <w:r>
+              <w:rPr>
+                <w:sz w:val="15"/>
+              </w:rPr>
+              <w:t>razonables</w:t>
+            </w:r>
+            <w:proofErr w:type="spellEnd"/>
+            <w:r>
+              <w:rPr>
+                <w:sz w:val="15"/>
+              </w:rPr>
+              <w:t xml:space="preserve">, </w:t>
+            </w:r>
+            <w:proofErr w:type="spellStart"/>
+            <w:r>
+              <w:rPr>
+                <w:sz w:val="15"/>
+              </w:rPr>
+              <w:t>utilizar</w:t>
+            </w:r>
+            <w:proofErr w:type="spellEnd"/>
+            <w:r>
+              <w:rPr>
+                <w:sz w:val="15"/>
+              </w:rPr>
+              <w:t xml:space="preserve"> una build </w:t>
+            </w:r>
+            <w:proofErr w:type="spellStart"/>
+            <w:r>
+              <w:rPr>
+                <w:sz w:val="15"/>
+              </w:rPr>
+              <w:t>especifica</w:t>
+            </w:r>
+            <w:proofErr w:type="spellEnd"/>
+            <w:r>
+              <w:rPr>
+                <w:sz w:val="15"/>
+              </w:rPr>
+              <w:t xml:space="preserve"> de </w:t>
+            </w:r>
+            <w:proofErr w:type="spellStart"/>
+            <w:r>
+              <w:rPr>
+                <w:sz w:val="15"/>
+              </w:rPr>
+              <w:t>presentación</w:t>
+            </w:r>
+            <w:proofErr w:type="spellEnd"/>
+            <w:r>
+              <w:rPr>
+                <w:sz w:val="15"/>
+              </w:rPr>
+              <w:t xml:space="preserve">, </w:t>
+            </w:r>
+            <w:proofErr w:type="spellStart"/>
+            <w:r>
+              <w:rPr>
+                <w:sz w:val="15"/>
+              </w:rPr>
+              <w:t>solicitar</w:t>
+            </w:r>
+            <w:proofErr w:type="spellEnd"/>
+            <w:r>
+              <w:rPr>
+                <w:sz w:val="15"/>
+              </w:rPr>
+              <w:t xml:space="preserve"> </w:t>
+            </w:r>
+            <w:proofErr w:type="spellStart"/>
+            <w:r>
+              <w:rPr>
+                <w:sz w:val="15"/>
+              </w:rPr>
+              <w:t>autorización</w:t>
+            </w:r>
+            <w:proofErr w:type="spellEnd"/>
+            <w:r>
+              <w:rPr>
+                <w:sz w:val="15"/>
+              </w:rPr>
+              <w:t xml:space="preserve"> para </w:t>
+            </w:r>
+            <w:proofErr w:type="spellStart"/>
+            <w:r>
+              <w:rPr>
+                <w:sz w:val="15"/>
+              </w:rPr>
+              <w:t>presentar</w:t>
+            </w:r>
+            <w:proofErr w:type="spellEnd"/>
+            <w:r>
+              <w:rPr>
+                <w:sz w:val="15"/>
+              </w:rPr>
+              <w:t xml:space="preserve"> </w:t>
+            </w:r>
+            <w:proofErr w:type="spellStart"/>
+            <w:r>
+              <w:rPr>
+                <w:sz w:val="15"/>
+              </w:rPr>
+              <w:t>desde</w:t>
+            </w:r>
+            <w:proofErr w:type="spellEnd"/>
+            <w:r>
+              <w:rPr>
+                <w:sz w:val="15"/>
+              </w:rPr>
+              <w:t xml:space="preserve"> un </w:t>
+            </w:r>
+            <w:proofErr w:type="spellStart"/>
+            <w:r>
+              <w:rPr>
+                <w:sz w:val="15"/>
+              </w:rPr>
+              <w:t>equipo</w:t>
+            </w:r>
+            <w:proofErr w:type="spellEnd"/>
+            <w:r>
+              <w:rPr>
+                <w:sz w:val="15"/>
+              </w:rPr>
+              <w:t xml:space="preserve"> </w:t>
+            </w:r>
+            <w:proofErr w:type="spellStart"/>
+            <w:r>
+              <w:rPr>
+                <w:sz w:val="15"/>
+              </w:rPr>
+              <w:t>propio</w:t>
+            </w:r>
+            <w:proofErr w:type="spellEnd"/>
+            <w:r>
+              <w:rPr>
+                <w:sz w:val="15"/>
+              </w:rPr>
+              <w:t xml:space="preserve"> </w:t>
+            </w:r>
+            <w:proofErr w:type="spellStart"/>
+            <w:r>
+              <w:rPr>
+                <w:sz w:val="15"/>
+              </w:rPr>
+              <w:t>si</w:t>
+            </w:r>
+            <w:proofErr w:type="spellEnd"/>
+            <w:r>
+              <w:rPr>
+                <w:sz w:val="15"/>
+              </w:rPr>
+              <w:t xml:space="preserve"> </w:t>
+            </w:r>
+            <w:proofErr w:type="spellStart"/>
+            <w:r>
+              <w:rPr>
+                <w:sz w:val="15"/>
+              </w:rPr>
+              <w:t>correspondiera</w:t>
+            </w:r>
+            <w:proofErr w:type="spellEnd"/>
+            <w:r>
+              <w:rPr>
+                <w:sz w:val="15"/>
+              </w:rPr>
+              <w:t xml:space="preserve"> y </w:t>
+            </w:r>
+            <w:proofErr w:type="spellStart"/>
+            <w:r>
+              <w:rPr>
+                <w:sz w:val="15"/>
+              </w:rPr>
+              <w:t>revisar</w:t>
+            </w:r>
+            <w:proofErr w:type="spellEnd"/>
+            <w:r>
+              <w:rPr>
+                <w:sz w:val="15"/>
+              </w:rPr>
+              <w:t xml:space="preserve"> la </w:t>
+            </w:r>
+            <w:proofErr w:type="spellStart"/>
+            <w:r>
+              <w:rPr>
+                <w:sz w:val="15"/>
+              </w:rPr>
+              <w:t>decisión</w:t>
+            </w:r>
+            <w:proofErr w:type="spellEnd"/>
+            <w:r>
+              <w:rPr>
+                <w:sz w:val="15"/>
+              </w:rPr>
+              <w:t xml:space="preserve"> </w:t>
+            </w:r>
+            <w:proofErr w:type="spellStart"/>
+            <w:r>
+              <w:rPr>
+                <w:sz w:val="15"/>
+              </w:rPr>
+              <w:t>tecnológica</w:t>
+            </w:r>
+            <w:proofErr w:type="spellEnd"/>
+            <w:r>
+              <w:rPr>
+                <w:sz w:val="15"/>
+              </w:rPr>
+              <w:t xml:space="preserve">. Unity </w:t>
+            </w:r>
+            <w:proofErr w:type="spellStart"/>
+            <w:r>
+              <w:rPr>
+                <w:sz w:val="15"/>
+              </w:rPr>
+              <w:t>permanece</w:t>
+            </w:r>
+            <w:proofErr w:type="spellEnd"/>
+            <w:r>
+              <w:rPr>
+                <w:sz w:val="15"/>
+              </w:rPr>
+              <w:t xml:space="preserve"> </w:t>
+            </w:r>
+            <w:proofErr w:type="spellStart"/>
+            <w:r>
+              <w:rPr>
+                <w:sz w:val="15"/>
+              </w:rPr>
+              <w:t>como</w:t>
+            </w:r>
+            <w:proofErr w:type="spellEnd"/>
+            <w:r>
+              <w:rPr>
+                <w:sz w:val="15"/>
+              </w:rPr>
+              <w:t xml:space="preserve"> </w:t>
+            </w:r>
+            <w:proofErr w:type="spellStart"/>
+            <w:r>
+              <w:rPr>
+                <w:sz w:val="15"/>
+              </w:rPr>
+              <w:t>primera</w:t>
+            </w:r>
+            <w:proofErr w:type="spellEnd"/>
+            <w:r>
+              <w:rPr>
+                <w:sz w:val="15"/>
+              </w:rPr>
+              <w:t xml:space="preserve"> </w:t>
+            </w:r>
+            <w:proofErr w:type="spellStart"/>
+            <w:r>
+              <w:rPr>
+                <w:sz w:val="15"/>
+              </w:rPr>
+              <w:t>alternativa</w:t>
+            </w:r>
+            <w:proofErr w:type="spellEnd"/>
+            <w:r>
+              <w:rPr>
+                <w:sz w:val="15"/>
+              </w:rPr>
+              <w:t>.</w:t>
+            </w:r>
+          </w:p>
+        </w:tc>
+      </w:tr>
     </w:tbl>
     <w:p>
       <w:pPr>
@@ -4562,6 +5575,7 @@
         <w:rPr>
           <w:b/>
         </w:rPr>
+        <w:lastRenderedPageBreak/>
         <w:t xml:space="preserve">• Reuniones breves: </w:t>
       </w:r>
       <w:r>
@@ -4573,7 +5587,6 @@
         <w:pStyle w:val="Ttulo1"/>
       </w:pPr>
       <w:r>
-        <w:lastRenderedPageBreak/>
         <w:t>7. Riesgo técnico prioritario: multiplayer</w:t>
       </w:r>
     </w:p>
@@ -4597,9 +5610,489 @@
     </w:p>
     <w:p>
       <w:r>
-        <w:t>Si el tiempo disponible resulta menor al estimado, el criterio general será conservar las funcionalidades obligatorias y reducir primero los agregados no requeridos por la consigna. La calidad visual, la cantidad de contenido y otras mejoras quedarán subordinadas al cumplimiento del movimiento, físicas, interacción, condiciones de victoria/derrota, multiplayer, testing y documentación.</w:t>
+        <w:t xml:space="preserve">Si el tiempo disponible resulta menor al estimado, el criterio general será conservar las funcionalidades obligatorias y reducir primero los agregados no requeridos por la consigna. La calidad visual, la cantidad de contenido y otras mejoras quedarán subordinadas al cumplimiento del movimiento, físicas, interacción, condiciones de victoria/derrota, multiplayer, testing y </w:t>
+      </w:r>
+      <w:proofErr w:type="spellStart"/>
+      <w:r>
+        <w:t>documentación</w:t>
+      </w:r>
+      <w:proofErr w:type="spellEnd"/>
+      <w:r>
+        <w:t>.</w:t>
       </w:r>
     </w:p>
+    <w:p>
+      <w:pPr>
+        <w:pStyle w:val="Ttulo2"/>
+      </w:pPr>
+      <w:r>
+        <w:t xml:space="preserve">8.1 </w:t>
+      </w:r>
+      <w:proofErr w:type="spellStart"/>
+      <w:r>
+        <w:t>Actualización</w:t>
+      </w:r>
+      <w:proofErr w:type="spellEnd"/>
+      <w:r>
+        <w:t xml:space="preserve">: </w:t>
+      </w:r>
+      <w:proofErr w:type="spellStart"/>
+      <w:r>
+        <w:t>rendimiento</w:t>
+      </w:r>
+      <w:proofErr w:type="spellEnd"/>
+      <w:r>
+        <w:t xml:space="preserve"> del motor </w:t>
+      </w:r>
+      <w:proofErr w:type="spellStart"/>
+      <w:r>
+        <w:t>en</w:t>
+      </w:r>
+      <w:proofErr w:type="spellEnd"/>
+      <w:r>
+        <w:t xml:space="preserve"> </w:t>
+      </w:r>
+      <w:proofErr w:type="spellStart"/>
+      <w:r>
+        <w:t>el</w:t>
+      </w:r>
+      <w:proofErr w:type="spellEnd"/>
+      <w:r>
+        <w:t xml:space="preserve"> hardware </w:t>
+      </w:r>
+      <w:proofErr w:type="spellStart"/>
+      <w:r>
+        <w:t>objetivo</w:t>
+      </w:r>
+      <w:proofErr w:type="spellEnd"/>
+    </w:p>
+    <w:p>
+      <w:r>
+        <w:t xml:space="preserve">Durante una </w:t>
+      </w:r>
+      <w:proofErr w:type="spellStart"/>
+      <w:r>
+        <w:t>prueba</w:t>
+      </w:r>
+      <w:proofErr w:type="spellEnd"/>
+      <w:r>
+        <w:t xml:space="preserve"> al </w:t>
+      </w:r>
+      <w:proofErr w:type="spellStart"/>
+      <w:r>
+        <w:t>inicio</w:t>
+      </w:r>
+      <w:proofErr w:type="spellEnd"/>
+      <w:r>
+        <w:t xml:space="preserve"> del Sprint 2, </w:t>
+      </w:r>
+      <w:proofErr w:type="spellStart"/>
+      <w:r>
+        <w:t>el</w:t>
+      </w:r>
+      <w:proofErr w:type="spellEnd"/>
+      <w:r>
+        <w:t xml:space="preserve"> </w:t>
+      </w:r>
+      <w:proofErr w:type="spellStart"/>
+      <w:r>
+        <w:t>riesgo</w:t>
+      </w:r>
+      <w:proofErr w:type="spellEnd"/>
+      <w:r>
+        <w:t xml:space="preserve"> R12 se </w:t>
+      </w:r>
+      <w:proofErr w:type="spellStart"/>
+      <w:r>
+        <w:t>materializó</w:t>
+      </w:r>
+      <w:proofErr w:type="spellEnd"/>
+      <w:r>
+        <w:t xml:space="preserve">: la build de Unreal Engine 5 </w:t>
+      </w:r>
+      <w:proofErr w:type="spellStart"/>
+      <w:r>
+        <w:t>alcanzó</w:t>
+      </w:r>
+      <w:proofErr w:type="spellEnd"/>
+      <w:r>
+        <w:t xml:space="preserve"> </w:t>
+      </w:r>
+      <w:proofErr w:type="spellStart"/>
+      <w:r>
+        <w:t>aproximadamente</w:t>
+      </w:r>
+      <w:proofErr w:type="spellEnd"/>
+      <w:r>
+        <w:t xml:space="preserve"> 5 FPS </w:t>
+      </w:r>
+      <w:proofErr w:type="spellStart"/>
+      <w:r>
+        <w:t>en</w:t>
+      </w:r>
+      <w:proofErr w:type="spellEnd"/>
+      <w:r>
+        <w:t xml:space="preserve"> una </w:t>
+      </w:r>
+      <w:proofErr w:type="spellStart"/>
+      <w:r>
+        <w:t>computadora</w:t>
+      </w:r>
+      <w:proofErr w:type="spellEnd"/>
+      <w:r>
+        <w:t xml:space="preserve"> de la Universidad </w:t>
+      </w:r>
+      <w:proofErr w:type="spellStart"/>
+      <w:r>
+        <w:t>aún</w:t>
+      </w:r>
+      <w:proofErr w:type="spellEnd"/>
+      <w:r>
+        <w:t xml:space="preserve"> </w:t>
+      </w:r>
+      <w:proofErr w:type="spellStart"/>
+      <w:r>
+        <w:t>después</w:t>
+      </w:r>
+      <w:proofErr w:type="spellEnd"/>
+      <w:r>
+        <w:t xml:space="preserve"> de </w:t>
+      </w:r>
+      <w:proofErr w:type="spellStart"/>
+      <w:r>
+        <w:t>reducir</w:t>
+      </w:r>
+      <w:proofErr w:type="spellEnd"/>
+      <w:r>
+        <w:t xml:space="preserve"> los </w:t>
+      </w:r>
+      <w:proofErr w:type="spellStart"/>
+      <w:r>
+        <w:t>ajustes</w:t>
+      </w:r>
+      <w:proofErr w:type="spellEnd"/>
+      <w:r>
+        <w:t xml:space="preserve"> </w:t>
+      </w:r>
+      <w:proofErr w:type="spellStart"/>
+      <w:r>
+        <w:t>graficos</w:t>
+      </w:r>
+      <w:proofErr w:type="spellEnd"/>
+      <w:r>
+        <w:t xml:space="preserve">. El </w:t>
+      </w:r>
+      <w:proofErr w:type="spellStart"/>
+      <w:r>
+        <w:t>equipo</w:t>
+      </w:r>
+      <w:proofErr w:type="spellEnd"/>
+      <w:r>
+        <w:t xml:space="preserve"> </w:t>
+      </w:r>
+      <w:proofErr w:type="spellStart"/>
+      <w:r>
+        <w:t>aplicó</w:t>
+      </w:r>
+      <w:proofErr w:type="spellEnd"/>
+      <w:r>
+        <w:t xml:space="preserve"> </w:t>
+      </w:r>
+      <w:proofErr w:type="spellStart"/>
+      <w:r>
+        <w:t>como</w:t>
+      </w:r>
+      <w:proofErr w:type="spellEnd"/>
+      <w:r>
+        <w:t xml:space="preserve"> </w:t>
+      </w:r>
+      <w:proofErr w:type="spellStart"/>
+      <w:r>
+        <w:t>respuesta</w:t>
+      </w:r>
+      <w:proofErr w:type="spellEnd"/>
+      <w:r>
+        <w:t xml:space="preserve"> la </w:t>
+      </w:r>
+      <w:proofErr w:type="spellStart"/>
+      <w:r>
+        <w:t>evaluación</w:t>
+      </w:r>
+      <w:proofErr w:type="spellEnd"/>
+      <w:r>
+        <w:t xml:space="preserve"> de Unreal Engine 4.27, que </w:t>
+      </w:r>
+      <w:proofErr w:type="spellStart"/>
+      <w:r>
+        <w:t>presentó</w:t>
+      </w:r>
+      <w:proofErr w:type="spellEnd"/>
+      <w:r>
+        <w:t xml:space="preserve"> un </w:t>
+      </w:r>
+      <w:proofErr w:type="spellStart"/>
+      <w:r>
+        <w:t>comportamiento</w:t>
+      </w:r>
+      <w:proofErr w:type="spellEnd"/>
+      <w:r>
+        <w:t xml:space="preserve"> </w:t>
+      </w:r>
+      <w:proofErr w:type="spellStart"/>
+      <w:r>
+        <w:t>considerablemente</w:t>
+      </w:r>
+      <w:proofErr w:type="spellEnd"/>
+      <w:r>
+        <w:t xml:space="preserve"> </w:t>
+      </w:r>
+      <w:proofErr w:type="spellStart"/>
+      <w:r>
+        <w:t>mejor</w:t>
+      </w:r>
+      <w:proofErr w:type="spellEnd"/>
+      <w:r>
+        <w:t xml:space="preserve"> y </w:t>
+      </w:r>
+      <w:proofErr w:type="spellStart"/>
+      <w:r>
+        <w:t>permitió</w:t>
+      </w:r>
+      <w:proofErr w:type="spellEnd"/>
+      <w:r>
+        <w:t xml:space="preserve"> </w:t>
+      </w:r>
+      <w:proofErr w:type="spellStart"/>
+      <w:r>
+        <w:t>conservar</w:t>
+      </w:r>
+      <w:proofErr w:type="spellEnd"/>
+      <w:r>
+        <w:t xml:space="preserve"> </w:t>
+      </w:r>
+      <w:proofErr w:type="spellStart"/>
+      <w:r>
+        <w:t>el</w:t>
+      </w:r>
+      <w:proofErr w:type="spellEnd"/>
+      <w:r>
+        <w:t xml:space="preserve"> motor, Blueprints y </w:t>
+      </w:r>
+      <w:proofErr w:type="spellStart"/>
+      <w:r>
+        <w:t>el</w:t>
+      </w:r>
+      <w:proofErr w:type="spellEnd"/>
+      <w:r>
+        <w:t xml:space="preserve"> </w:t>
+      </w:r>
+      <w:proofErr w:type="spellStart"/>
+      <w:r>
+        <w:t>enfoque</w:t>
+      </w:r>
+      <w:proofErr w:type="spellEnd"/>
+      <w:r>
+        <w:t xml:space="preserve"> </w:t>
+      </w:r>
+      <w:proofErr w:type="spellStart"/>
+      <w:r>
+        <w:t>técnico</w:t>
+      </w:r>
+      <w:proofErr w:type="spellEnd"/>
+      <w:r>
+        <w:t xml:space="preserve"> </w:t>
+      </w:r>
+      <w:proofErr w:type="spellStart"/>
+      <w:r>
+        <w:t>planificado</w:t>
+      </w:r>
+      <w:proofErr w:type="spellEnd"/>
+      <w:r>
+        <w:t>.</w:t>
+      </w:r>
+    </w:p>
+    <w:p>
+      <w:r>
+        <w:t xml:space="preserve">El </w:t>
+      </w:r>
+      <w:proofErr w:type="spellStart"/>
+      <w:r>
+        <w:t>riesgo</w:t>
+      </w:r>
+      <w:proofErr w:type="spellEnd"/>
+      <w:r>
+        <w:t xml:space="preserve"> </w:t>
+      </w:r>
+      <w:proofErr w:type="spellStart"/>
+      <w:r>
+        <w:t>queda</w:t>
+      </w:r>
+      <w:proofErr w:type="spellEnd"/>
+      <w:r>
+        <w:t xml:space="preserve"> </w:t>
+      </w:r>
+      <w:proofErr w:type="spellStart"/>
+      <w:r>
+        <w:t>mitigado</w:t>
+      </w:r>
+      <w:proofErr w:type="spellEnd"/>
+      <w:r>
+        <w:t xml:space="preserve">, </w:t>
+      </w:r>
+      <w:proofErr w:type="spellStart"/>
+      <w:r>
+        <w:t>pero</w:t>
+      </w:r>
+      <w:proofErr w:type="spellEnd"/>
+      <w:r>
+        <w:t xml:space="preserve"> bajo </w:t>
+      </w:r>
+      <w:proofErr w:type="spellStart"/>
+      <w:r>
+        <w:t>seguimiento</w:t>
+      </w:r>
+      <w:proofErr w:type="spellEnd"/>
+      <w:r>
+        <w:t xml:space="preserve">, y no se </w:t>
+      </w:r>
+      <w:proofErr w:type="spellStart"/>
+      <w:r>
+        <w:t>considera</w:t>
+      </w:r>
+      <w:proofErr w:type="spellEnd"/>
+      <w:r>
+        <w:t xml:space="preserve"> </w:t>
+      </w:r>
+      <w:proofErr w:type="spellStart"/>
+      <w:r>
+        <w:t>cerrado</w:t>
+      </w:r>
+      <w:proofErr w:type="spellEnd"/>
+      <w:r>
+        <w:t xml:space="preserve">. La </w:t>
+      </w:r>
+      <w:proofErr w:type="spellStart"/>
+      <w:r>
+        <w:t>medición</w:t>
+      </w:r>
+      <w:proofErr w:type="spellEnd"/>
+      <w:r>
+        <w:t xml:space="preserve"> </w:t>
+      </w:r>
+      <w:proofErr w:type="spellStart"/>
+      <w:r>
+        <w:t>deberá</w:t>
+      </w:r>
+      <w:proofErr w:type="spellEnd"/>
+      <w:r>
+        <w:t xml:space="preserve"> </w:t>
+      </w:r>
+      <w:proofErr w:type="spellStart"/>
+      <w:r>
+        <w:t>repetirse</w:t>
+      </w:r>
+      <w:proofErr w:type="spellEnd"/>
+      <w:r>
+        <w:t xml:space="preserve"> con builds </w:t>
+      </w:r>
+      <w:proofErr w:type="spellStart"/>
+      <w:r>
+        <w:t>representativas</w:t>
+      </w:r>
+      <w:proofErr w:type="spellEnd"/>
+      <w:r>
+        <w:t xml:space="preserve"> a </w:t>
+      </w:r>
+      <w:proofErr w:type="spellStart"/>
+      <w:r>
+        <w:t>medida</w:t>
+      </w:r>
+      <w:proofErr w:type="spellEnd"/>
+      <w:r>
+        <w:t xml:space="preserve"> que se </w:t>
+      </w:r>
+      <w:proofErr w:type="spellStart"/>
+      <w:r>
+        <w:t>incorporen</w:t>
+      </w:r>
+      <w:proofErr w:type="spellEnd"/>
+      <w:r>
+        <w:t xml:space="preserve"> </w:t>
+      </w:r>
+      <w:proofErr w:type="spellStart"/>
+      <w:r>
+        <w:t>escenario</w:t>
+      </w:r>
+      <w:proofErr w:type="spellEnd"/>
+      <w:r>
+        <w:t xml:space="preserve">, </w:t>
+      </w:r>
+      <w:proofErr w:type="spellStart"/>
+      <w:r>
+        <w:t>físicas</w:t>
+      </w:r>
+      <w:proofErr w:type="spellEnd"/>
+      <w:r>
+        <w:t xml:space="preserve"> y multiplayer. Si </w:t>
+      </w:r>
+      <w:proofErr w:type="spellStart"/>
+      <w:r>
+        <w:t>el</w:t>
+      </w:r>
+      <w:proofErr w:type="spellEnd"/>
+      <w:r>
+        <w:t xml:space="preserve"> </w:t>
+      </w:r>
+      <w:proofErr w:type="spellStart"/>
+      <w:r>
+        <w:t>rendimiento</w:t>
+      </w:r>
+      <w:proofErr w:type="spellEnd"/>
+      <w:r>
+        <w:t xml:space="preserve"> </w:t>
+      </w:r>
+      <w:proofErr w:type="spellStart"/>
+      <w:r>
+        <w:t>vuelve</w:t>
+      </w:r>
+      <w:proofErr w:type="spellEnd"/>
+      <w:r>
+        <w:t xml:space="preserve"> a ser </w:t>
+      </w:r>
+      <w:proofErr w:type="spellStart"/>
+      <w:r>
+        <w:t>insuficiente</w:t>
+      </w:r>
+      <w:proofErr w:type="spellEnd"/>
+      <w:r>
+        <w:t xml:space="preserve">, se </w:t>
+      </w:r>
+      <w:proofErr w:type="spellStart"/>
+      <w:r>
+        <w:t>activaran</w:t>
+      </w:r>
+      <w:proofErr w:type="spellEnd"/>
+      <w:r>
+        <w:t xml:space="preserve"> las </w:t>
+      </w:r>
+      <w:proofErr w:type="spellStart"/>
+      <w:r>
+        <w:t>contingencias</w:t>
+      </w:r>
+      <w:proofErr w:type="spellEnd"/>
+      <w:r>
+        <w:t xml:space="preserve"> </w:t>
+      </w:r>
+      <w:proofErr w:type="spellStart"/>
+      <w:r>
+        <w:t>registradas</w:t>
+      </w:r>
+      <w:proofErr w:type="spellEnd"/>
+      <w:r>
+        <w:t xml:space="preserve"> para R12.</w:t>
+      </w:r>
+    </w:p>
+    <w:p/>
     <w:p>
       <w:pPr>
         <w:pStyle w:val="Ttulo1"/>
@@ -4610,14 +6103,447 @@
     </w:p>
     <w:p>
       <w:r>
-        <w:t>El plan inicial permite hacer visibles las principales incertidumbres antes de avanzar con la construcción. Actualmente, los riesgos más relevantes se concentran en multiplayer, aprendizaje e integración de Unreal, estrategia de trabajo con Git, estimaciones y control del alcance. La intención no es eliminar completamente la incertidumbre, sino detectarla temprano, reducirla mediante pruebas y mantener capacidad de adaptación durante los cuatro sprints.</w:t>
+        <w:t xml:space="preserve">El plan </w:t>
+      </w:r>
+      <w:proofErr w:type="spellStart"/>
+      <w:r>
+        <w:t>permite</w:t>
+      </w:r>
+      <w:proofErr w:type="spellEnd"/>
+      <w:r>
+        <w:t xml:space="preserve"> </w:t>
+      </w:r>
+      <w:proofErr w:type="spellStart"/>
+      <w:r>
+        <w:t>hacer</w:t>
+      </w:r>
+      <w:proofErr w:type="spellEnd"/>
+      <w:r>
+        <w:t xml:space="preserve"> </w:t>
+      </w:r>
+      <w:proofErr w:type="spellStart"/>
+      <w:r>
+        <w:t>visibles</w:t>
+      </w:r>
+      <w:proofErr w:type="spellEnd"/>
+      <w:r>
+        <w:t xml:space="preserve"> las </w:t>
+      </w:r>
+      <w:proofErr w:type="spellStart"/>
+      <w:r>
+        <w:t>principales</w:t>
+      </w:r>
+      <w:proofErr w:type="spellEnd"/>
+      <w:r>
+        <w:t xml:space="preserve"> </w:t>
+      </w:r>
+      <w:proofErr w:type="spellStart"/>
+      <w:r>
+        <w:t>incertidumbres</w:t>
+      </w:r>
+      <w:proofErr w:type="spellEnd"/>
+      <w:r>
+        <w:t xml:space="preserve"> y registrar </w:t>
+      </w:r>
+      <w:proofErr w:type="spellStart"/>
+      <w:r>
+        <w:t>su</w:t>
+      </w:r>
+      <w:proofErr w:type="spellEnd"/>
+      <w:r>
+        <w:t xml:space="preserve"> </w:t>
+      </w:r>
+      <w:proofErr w:type="spellStart"/>
+      <w:r>
+        <w:t>evolucion</w:t>
+      </w:r>
+      <w:proofErr w:type="spellEnd"/>
+      <w:r>
+        <w:t xml:space="preserve">. Los </w:t>
+      </w:r>
+      <w:proofErr w:type="spellStart"/>
+      <w:r>
+        <w:t>riesgos</w:t>
+      </w:r>
+      <w:proofErr w:type="spellEnd"/>
+      <w:r>
+        <w:t xml:space="preserve"> </w:t>
+      </w:r>
+      <w:proofErr w:type="spellStart"/>
+      <w:r>
+        <w:t>más</w:t>
+      </w:r>
+      <w:proofErr w:type="spellEnd"/>
+      <w:r>
+        <w:t xml:space="preserve"> </w:t>
+      </w:r>
+      <w:proofErr w:type="spellStart"/>
+      <w:r>
+        <w:t>relevantes</w:t>
+      </w:r>
+      <w:proofErr w:type="spellEnd"/>
+      <w:r>
+        <w:t xml:space="preserve"> se </w:t>
+      </w:r>
+      <w:proofErr w:type="spellStart"/>
+      <w:r>
+        <w:t>concentran</w:t>
+      </w:r>
+      <w:proofErr w:type="spellEnd"/>
+      <w:r>
+        <w:t xml:space="preserve"> </w:t>
+      </w:r>
+      <w:proofErr w:type="spellStart"/>
+      <w:r>
+        <w:t>en</w:t>
+      </w:r>
+      <w:proofErr w:type="spellEnd"/>
+      <w:r>
+        <w:t xml:space="preserve"> multiplayer, </w:t>
+      </w:r>
+      <w:proofErr w:type="spellStart"/>
+      <w:r>
+        <w:t>aprendizaje</w:t>
+      </w:r>
+      <w:proofErr w:type="spellEnd"/>
+      <w:r>
+        <w:t xml:space="preserve"> e </w:t>
+      </w:r>
+      <w:proofErr w:type="spellStart"/>
+      <w:r>
+        <w:t>integración</w:t>
+      </w:r>
+      <w:proofErr w:type="spellEnd"/>
+      <w:r>
+        <w:t xml:space="preserve"> de Unreal, </w:t>
+      </w:r>
+      <w:proofErr w:type="spellStart"/>
+      <w:r>
+        <w:t>estrategia</w:t>
+      </w:r>
+      <w:proofErr w:type="spellEnd"/>
+      <w:r>
+        <w:t xml:space="preserve"> de </w:t>
+      </w:r>
+      <w:proofErr w:type="spellStart"/>
+      <w:r>
+        <w:t>trabajo</w:t>
+      </w:r>
+      <w:proofErr w:type="spellEnd"/>
+      <w:r>
+        <w:t xml:space="preserve"> con Git, </w:t>
+      </w:r>
+      <w:proofErr w:type="spellStart"/>
+      <w:r>
+        <w:t>estimaciones</w:t>
+      </w:r>
+      <w:proofErr w:type="spellEnd"/>
+      <w:r>
+        <w:t xml:space="preserve">, control del </w:t>
+      </w:r>
+      <w:proofErr w:type="spellStart"/>
+      <w:r>
+        <w:t>alcance</w:t>
+      </w:r>
+      <w:proofErr w:type="spellEnd"/>
+      <w:r>
+        <w:t xml:space="preserve"> y </w:t>
+      </w:r>
+      <w:proofErr w:type="spellStart"/>
+      <w:r>
+        <w:t>rendimiento</w:t>
+      </w:r>
+      <w:proofErr w:type="spellEnd"/>
+      <w:r>
+        <w:t xml:space="preserve"> </w:t>
+      </w:r>
+      <w:proofErr w:type="spellStart"/>
+      <w:r>
+        <w:t>en</w:t>
+      </w:r>
+      <w:proofErr w:type="spellEnd"/>
+      <w:r>
+        <w:t xml:space="preserve"> </w:t>
+      </w:r>
+      <w:proofErr w:type="spellStart"/>
+      <w:r>
+        <w:t>el</w:t>
+      </w:r>
+      <w:proofErr w:type="spellEnd"/>
+      <w:r>
+        <w:t xml:space="preserve"> hardware </w:t>
+      </w:r>
+      <w:proofErr w:type="spellStart"/>
+      <w:r>
+        <w:t>objetivo</w:t>
+      </w:r>
+      <w:proofErr w:type="spellEnd"/>
+      <w:r>
+        <w:t xml:space="preserve">. El </w:t>
+      </w:r>
+      <w:proofErr w:type="spellStart"/>
+      <w:r>
+        <w:t>problema</w:t>
+      </w:r>
+      <w:proofErr w:type="spellEnd"/>
+      <w:r>
+        <w:t xml:space="preserve"> </w:t>
+      </w:r>
+      <w:proofErr w:type="spellStart"/>
+      <w:r>
+        <w:t>observado</w:t>
+      </w:r>
+      <w:proofErr w:type="spellEnd"/>
+      <w:r>
+        <w:t xml:space="preserve"> con Unreal Engine 5 </w:t>
+      </w:r>
+      <w:proofErr w:type="spellStart"/>
+      <w:r>
+        <w:t>fue</w:t>
+      </w:r>
+      <w:proofErr w:type="spellEnd"/>
+      <w:r>
+        <w:t xml:space="preserve"> </w:t>
+      </w:r>
+      <w:proofErr w:type="spellStart"/>
+      <w:r>
+        <w:t>mitigado</w:t>
+      </w:r>
+      <w:proofErr w:type="spellEnd"/>
+      <w:r>
+        <w:t xml:space="preserve"> </w:t>
+      </w:r>
+      <w:proofErr w:type="spellStart"/>
+      <w:r>
+        <w:t>mediante</w:t>
+      </w:r>
+      <w:proofErr w:type="spellEnd"/>
+      <w:r>
+        <w:t xml:space="preserve"> la </w:t>
+      </w:r>
+      <w:proofErr w:type="spellStart"/>
+      <w:r>
+        <w:t>adopción</w:t>
+      </w:r>
+      <w:proofErr w:type="spellEnd"/>
+      <w:r>
+        <w:t xml:space="preserve"> de UE4.27, </w:t>
+      </w:r>
+      <w:proofErr w:type="spellStart"/>
+      <w:r>
+        <w:t>pero</w:t>
+      </w:r>
+      <w:proofErr w:type="spellEnd"/>
+      <w:r>
+        <w:t xml:space="preserve"> </w:t>
+      </w:r>
+      <w:proofErr w:type="spellStart"/>
+      <w:r>
+        <w:t>continuará</w:t>
+      </w:r>
+      <w:proofErr w:type="spellEnd"/>
+      <w:r>
+        <w:t xml:space="preserve"> bajo </w:t>
+      </w:r>
+      <w:proofErr w:type="spellStart"/>
+      <w:r>
+        <w:t>seguimiento</w:t>
+      </w:r>
+      <w:proofErr w:type="spellEnd"/>
+      <w:r>
+        <w:t xml:space="preserve"> </w:t>
+      </w:r>
+      <w:proofErr w:type="spellStart"/>
+      <w:r>
+        <w:t>durante</w:t>
+      </w:r>
+      <w:proofErr w:type="spellEnd"/>
+      <w:r>
+        <w:t xml:space="preserve"> </w:t>
+      </w:r>
+      <w:proofErr w:type="spellStart"/>
+      <w:r>
+        <w:t>el</w:t>
+      </w:r>
+      <w:proofErr w:type="spellEnd"/>
+      <w:r>
+        <w:t xml:space="preserve"> </w:t>
+      </w:r>
+      <w:proofErr w:type="spellStart"/>
+      <w:r>
+        <w:t>crecimiento</w:t>
+      </w:r>
+      <w:proofErr w:type="spellEnd"/>
+      <w:r>
+        <w:t xml:space="preserve"> del </w:t>
+      </w:r>
+      <w:proofErr w:type="spellStart"/>
+      <w:r>
+        <w:t>prototipo</w:t>
+      </w:r>
+      <w:proofErr w:type="spellEnd"/>
+      <w:r>
+        <w:t>.</w:t>
       </w:r>
     </w:p>
     <w:p>
       <w:r>
-        <w:t>La gestión será responsabilidad compartida por Ulises Fonseca, Lucas Huber y Nicolas Gauna. El registro se actualizará según los resultados obtenidos y podrá modificarse cuando cambie el estado del proyecto o se incorporen nuevas evidencias.</w:t>
+        <w:t xml:space="preserve">La </w:t>
+      </w:r>
+      <w:proofErr w:type="spellStart"/>
+      <w:r>
+        <w:t>gestión</w:t>
+      </w:r>
+      <w:proofErr w:type="spellEnd"/>
+      <w:r>
+        <w:t xml:space="preserve"> </w:t>
+      </w:r>
+      <w:proofErr w:type="spellStart"/>
+      <w:r>
+        <w:t>será</w:t>
+      </w:r>
+      <w:proofErr w:type="spellEnd"/>
+      <w:r>
+        <w:t xml:space="preserve"> </w:t>
+      </w:r>
+      <w:proofErr w:type="spellStart"/>
+      <w:r>
+        <w:t>responsabilidad</w:t>
+      </w:r>
+      <w:proofErr w:type="spellEnd"/>
+      <w:r>
+        <w:t xml:space="preserve"> </w:t>
+      </w:r>
+      <w:proofErr w:type="spellStart"/>
+      <w:r>
+        <w:t>compartida</w:t>
+      </w:r>
+      <w:proofErr w:type="spellEnd"/>
+      <w:r>
+        <w:t xml:space="preserve"> por Ulises Fonseca, Lucas Huber y Nicolas Gauna. El </w:t>
+      </w:r>
+      <w:proofErr w:type="spellStart"/>
+      <w:r>
+        <w:t>registro</w:t>
+      </w:r>
+      <w:proofErr w:type="spellEnd"/>
+      <w:r>
+        <w:t xml:space="preserve"> se </w:t>
+      </w:r>
+      <w:proofErr w:type="spellStart"/>
+      <w:r>
+        <w:t>actualizará</w:t>
+      </w:r>
+      <w:proofErr w:type="spellEnd"/>
+      <w:r>
+        <w:t xml:space="preserve"> </w:t>
+      </w:r>
+      <w:proofErr w:type="spellStart"/>
+      <w:r>
+        <w:t>según</w:t>
+      </w:r>
+      <w:proofErr w:type="spellEnd"/>
+      <w:r>
+        <w:t xml:space="preserve"> los </w:t>
+      </w:r>
+      <w:proofErr w:type="spellStart"/>
+      <w:r>
+        <w:t>resultados</w:t>
+      </w:r>
+      <w:proofErr w:type="spellEnd"/>
+      <w:r>
+        <w:t xml:space="preserve"> </w:t>
+      </w:r>
+      <w:proofErr w:type="spellStart"/>
+      <w:r>
+        <w:t>obtenidos</w:t>
+      </w:r>
+      <w:proofErr w:type="spellEnd"/>
+      <w:r>
+        <w:t xml:space="preserve"> y </w:t>
+      </w:r>
+      <w:proofErr w:type="spellStart"/>
+      <w:r>
+        <w:t>podrá</w:t>
+      </w:r>
+      <w:proofErr w:type="spellEnd"/>
+      <w:r>
+        <w:t xml:space="preserve"> </w:t>
+      </w:r>
+      <w:proofErr w:type="spellStart"/>
+      <w:r>
+        <w:t>modificarse</w:t>
+      </w:r>
+      <w:proofErr w:type="spellEnd"/>
+      <w:r>
+        <w:t xml:space="preserve"> </w:t>
+      </w:r>
+      <w:proofErr w:type="spellStart"/>
+      <w:r>
+        <w:t>cuando</w:t>
+      </w:r>
+      <w:proofErr w:type="spellEnd"/>
+      <w:r>
+        <w:t xml:space="preserve"> </w:t>
+      </w:r>
+      <w:proofErr w:type="spellStart"/>
+      <w:r>
+        <w:t>cambie</w:t>
+      </w:r>
+      <w:proofErr w:type="spellEnd"/>
+      <w:r>
+        <w:t xml:space="preserve"> </w:t>
+      </w:r>
+      <w:proofErr w:type="spellStart"/>
+      <w:r>
+        <w:t>el</w:t>
+      </w:r>
+      <w:proofErr w:type="spellEnd"/>
+      <w:r>
+        <w:t xml:space="preserve"> </w:t>
+      </w:r>
+      <w:proofErr w:type="spellStart"/>
+      <w:r>
+        <w:t>estado</w:t>
+      </w:r>
+      <w:proofErr w:type="spellEnd"/>
+      <w:r>
+        <w:t xml:space="preserve"> del </w:t>
+      </w:r>
+      <w:proofErr w:type="spellStart"/>
+      <w:r>
+        <w:t>proyecto</w:t>
+      </w:r>
+      <w:proofErr w:type="spellEnd"/>
+      <w:r>
+        <w:t xml:space="preserve"> o se </w:t>
+      </w:r>
+      <w:proofErr w:type="spellStart"/>
+      <w:r>
+        <w:t>incorporen</w:t>
+      </w:r>
+      <w:proofErr w:type="spellEnd"/>
+      <w:r>
+        <w:t xml:space="preserve"> </w:t>
+      </w:r>
+      <w:proofErr w:type="spellStart"/>
+      <w:r>
+        <w:t>nuevas</w:t>
+      </w:r>
+      <w:proofErr w:type="spellEnd"/>
+      <w:r>
+        <w:t xml:space="preserve"> </w:t>
+      </w:r>
+      <w:proofErr w:type="spellStart"/>
+      <w:r>
+        <w:t>evidencias</w:t>
+      </w:r>
+      <w:proofErr w:type="spellEnd"/>
+      <w:r>
+        <w:t>.</w:t>
       </w:r>
     </w:p>
+    <w:p/>
     <w:sectPr>
       <w:headerReference w:type="default" r:id="rId8"/>
       <w:footerReference w:type="default" r:id="rId9"/>
